--- a/200490453_Raj_Panchal_CS719_Final_Report.docx
+++ b/200490453_Raj_Panchal_CS719_Final_Report.docx
@@ -94,6 +94,46 @@
           <w:b w:val="0"/>
           <w:sz w:val="24"/>
         </w:rPr>
+      </w:r>
+    </w:p>
+    <w:p>
+      <w:pPr>
+        <w:spacing w:after="120"/>
+        <w:jc w:val="center"/>
+      </w:pPr>
+      <w:r>
+        <w:drawing>
+          <wp:inline xmlns:a="http://schemas.openxmlformats.org/drawingml/2006/main" xmlns:pic="http://schemas.openxmlformats.org/drawingml/2006/picture">
+            <wp:extent cx="1828800" cy="1541482"/>
+            <wp:docPr id="11" name="Picture 11"/>
+            <wp:cNvGraphicFramePr>
+              <a:graphicFrameLocks noChangeAspect="1"/>
+            </wp:cNvGraphicFramePr>
+            <a:graphic>
+              <a:graphicData uri="http://schemas.openxmlformats.org/drawingml/2006/picture">
+                <pic:pic>
+                  <pic:nvPicPr>
+                    <pic:cNvPr id="0" name="image1.jpeg"/>
+                    <pic:cNvPicPr/>
+                  </pic:nvPicPr>
+                  <pic:blipFill>
+                    <a:blip r:embed="rId19"/>
+                    <a:stretch>
+                      <a:fillRect/>
+                    </a:stretch>
+                  </pic:blipFill>
+                  <pic:spPr>
+                    <a:xfrm>
+                      <a:off x="0" y="0"/>
+                      <a:ext cx="1828800" cy="1541482"/>
+                    </a:xfrm>
+                    <a:prstGeom prst="rect"/>
+                  </pic:spPr>
+                </pic:pic>
+              </a:graphicData>
+            </a:graphic>
+          </wp:inline>
+        </w:drawing>
       </w:r>
     </w:p>
     <w:p>

--- a/200490453_Raj_Panchal_CS719_Final_Report.docx
+++ b/200490453_Raj_Panchal_CS719_Final_Report.docx
@@ -737,7 +737,7 @@
           <w:rFonts w:ascii="Times New Roman" w:hAnsi="Times New Roman"/>
           <w:sz w:val="24"/>
         </w:rPr>
-        <w:t>Hospital readmissions within 30 days are a major concern for healthcare systems worldwide, as they indicate gaps in quality of care and significantly increase healthcare costs. According to the Centers for Medicare and Medicaid Services (CMS), preventable readmissions cost the U.S. healthcare system over $26 billion annually, and hospitals face financial penalties under the Hospital Readmissions Reduction Program for excessive 30-day readmission rates.</w:t>
+        <w:t>Hospital readmissions within 30 days of discharge are a major concern for healthcare systems around the world. They usually point to gaps in the quality of care and drive up costs significantly. In the United States, preventable readmissions are estimated to cost billions of dollars each year, which led to the creation of the Hospital Readmissions Reduction Program (HRRP) under the Affordable Care Act. Through the HRRP, hospitals with high 30-day readmission rates face financial penalties, which has pushed the industry to look for better ways to identify at-risk patients before discharge.</w:t>
       </w:r>
     </w:p>
     <w:p>
@@ -749,7 +749,7 @@
           <w:rFonts w:ascii="Times New Roman" w:hAnsi="Times New Roman"/>
           <w:sz w:val="24"/>
         </w:rPr>
-        <w:t>This project focused on developing a predictive analytics framework to estimate the risk of 30-day hospital readmission for diabetic patients using the Diabetes 130-US Hospitals dataset, which contains 101,766 patient encounters collected from 130 U.S. hospitals between 1999 and 2008. The central idea was to combine classical machine learning models with model-agnostic explainability techniques, specifically Permutation Feature Importance (PFI) and Partial Dependence Plots (PDP), to make the predictions understandable to non-technical stakeholders such as clinicians and healthcare administrators.</w:t>
+        <w:t>This project focused on building a predictive model to estimate whether a diabetic patient would be readmitted within 30 days. I used the Diabetes 130-US Hospitals dataset, which contains 101,766 patient encounters from 130 U.S. hospitals between 1999 and 2008. I trained and compared three classifiers, Logistic Regression, Random Forest, and XGBoost, and paired the best model with explainability methods like Permutation Feature Importance (PFI) and Partial Dependence Plots (PDP) so that the results would be interpretable for clinical decision-makers who may not have a machine learning background.</w:t>
       </w:r>
     </w:p>
     <w:p>
@@ -761,7 +761,7 @@
           <w:rFonts w:ascii="Times New Roman" w:hAnsi="Times New Roman"/>
           <w:sz w:val="24"/>
         </w:rPr>
-        <w:t>Beyond building a predictive model, I also implemented a head-to-head comparison between the trained XGBoost model and the LACE Index, a rule-based scoring system widely used in Canadian hospitals for readmission risk assessment [van Walraven et al., 2010]. Both methods were evaluated on the same held-out test set using the same ground truth labels, making the comparison direct and fair.</w:t>
+        <w:t>I also ran a head-to-head comparison between the trained XGBoost model and the LACE Index, which is a rule-based scoring tool commonly used in Canadian hospitals for readmission risk screening [van Walraven et al., 2010]. Both approaches were evaluated on the exact same held-out test set with the same ground truth labels, so the comparison was direct and fair.</w:t>
       </w:r>
     </w:p>
     <w:p>

--- a/200490453_Raj_Panchal_CS719_Final_Report.docx
+++ b/200490453_Raj_Panchal_CS719_Final_Report.docx
@@ -798,7 +798,7 @@
           <w:rFonts w:ascii="Times New Roman" w:hAnsi="Times New Roman"/>
           <w:sz w:val="24"/>
         </w:rPr>
-        <w:t>Rather than proposing a new algorithm, the project focused on practical, industry-oriented data science workflows commonly used in healthcare analytics, including real-world data preprocessing, model development and evaluation, threshold optimization for clinical utility, and explainability of predictions.</w:t>
+        <w:t>Rather than proposing a new algorithm, the project focused on following standard data science practices, including data preprocessing, model development and evaluation, threshold optimization for clinical utility, and explainability of predictions.</w:t>
       </w:r>
     </w:p>
     <w:p>

--- a/200490453_Raj_Panchal_CS719_Final_Report.docx
+++ b/200490453_Raj_Panchal_CS719_Final_Report.docx
@@ -964,7 +964,7 @@
           <w:rFonts w:ascii="Times New Roman" w:hAnsi="Times New Roman"/>
           <w:sz w:val="24"/>
         </w:rPr>
-        <w:t>Predicting hospital readmissions has direct clinical value. If a hospital can identify patients at high risk of returning within 30 days, it can allocate resources for targeted follow-up care, such as post-discharge phone calls, medication reviews, or outpatient appointments. Missing a high-risk patient is far more costly than a false alarm: a flagged patient simply gets extra follow-up, while a missed one may end up back in the emergency room.</w:t>
+        <w:t>Predicting hospital readmissions has direct clinical value. If a hospital can figure out which patients are likely to come back within 30 days, it can focus its resources on those patients through follow-up calls, medication reviews, or scheduling outpatient visits. Missing a high-risk patient is far more costly than a false alarm: a flagged patient simply gets extra attention, while a missed one may end up back in the emergency room.</w:t>
       </w:r>
     </w:p>
     <w:p>
@@ -976,7 +976,7 @@
           <w:rFonts w:ascii="Times New Roman" w:hAnsi="Times New Roman"/>
           <w:sz w:val="24"/>
         </w:rPr>
-        <w:t>The explainability component is equally important. Clinicians are unlikely to trust a model that just outputs a number without explaining why. By showing which features drove each prediction and how they compare to the population average, the system provides transparency that supports informed decision-making rather than blind reliance on a black box.</w:t>
+        <w:t>Explainability is just as important. Clinicians are unlikely to trust a model that just outputs a risk score without explaining why. By showing which features drove each prediction and how they compare to the population average, the system gives clinicians enough context to make informed decisions rather than blindly relying on a black-box model.</w:t>
       </w:r>
     </w:p>
     <w:p>
@@ -1001,7 +1001,7 @@
           <w:rFonts w:ascii="Times New Roman" w:hAnsi="Times New Roman"/>
           <w:sz w:val="24"/>
         </w:rPr>
-        <w:t>The remainder of this report is organized as follows. Section 2 covers background information, including previous related projects, a review of relevant techniques, and an analysis of their strengths and weaknesses. Section 3 describes the approach taken, including the data source, methodology, a worked example, and the software produced. Section 4 covers the implementation details, including the software stack, module structure, and three crucial code snippets. Section 5 presents the results of running the software, including model evaluation, threshold optimization, explainability analysis, the LACE comparison, and a connection to recent research. Section 6 provides conclusions, and Section 7 discusses suggestions for future research. Section 8 lists all references cited in this report.</w:t>
+        <w:t>The remainder of this report is organized as follows. Section 2 covers background information, including previous related projects, a review of relevant techniques, and an analysis of their strengths and weaknesses. Section 3 describes the approach taken, including the data source, methodology, a worked example, and the software produced. Section 4 covers the implementation details, including the software stack, module structure, and three key code snippets. Section 5 presents the results of running the software, including model evaluation, threshold optimization, explainability analysis, the LACE comparison, and a connection to recent research. Section 6 provides conclusions, and Section 7 discusses suggestions for future research. Section 8 lists all references cited in this report.</w:t>
       </w:r>
     </w:p>
     <w:p>

--- a/200490453_Raj_Panchal_CS719_Final_Report.docx
+++ b/200490453_Raj_Panchal_CS719_Final_Report.docx
@@ -373,18 +373,6 @@
       <w:r>
         <w:rPr>
           <w:rFonts w:ascii="Times New Roman" w:hAnsi="Times New Roman"/>
-          <w:sz w:val="24"/>
-        </w:rPr>
-        <w:t xml:space="preserve">    1.5 Outline of the Report</w:t>
-      </w:r>
-    </w:p>
-    <w:p>
-      <w:pPr>
-        <w:spacing w:after="40"/>
-      </w:pPr>
-      <w:r>
-        <w:rPr>
-          <w:rFonts w:ascii="Times New Roman" w:hAnsi="Times New Roman"/>
           <w:b/>
           <w:sz w:val="24"/>
         </w:rPr>
@@ -977,31 +965,6 @@
           <w:sz w:val="24"/>
         </w:rPr>
         <w:t>Explainability is just as important. Clinicians are unlikely to trust a model that just outputs a risk score without explaining why. By showing which features drove each prediction and how they compare to the population average, the system gives clinicians enough context to make informed decisions rather than blindly relying on a black-box model.</w:t>
-      </w:r>
-    </w:p>
-    <w:p>
-      <w:pPr>
-        <w:spacing w:before="240" w:after="120"/>
-      </w:pPr>
-      <w:r>
-        <w:rPr>
-          <w:rFonts w:ascii="Times New Roman" w:hAnsi="Times New Roman"/>
-          <w:b/>
-          <w:sz w:val="24"/>
-        </w:rPr>
-        <w:t>1.5 Outline of the Report</w:t>
-      </w:r>
-    </w:p>
-    <w:p>
-      <w:pPr>
-        <w:spacing w:after="120"/>
-      </w:pPr>
-      <w:r>
-        <w:rPr>
-          <w:rFonts w:ascii="Times New Roman" w:hAnsi="Times New Roman"/>
-          <w:sz w:val="24"/>
-        </w:rPr>
-        <w:t>The remainder of this report is organized as follows. Section 2 covers background information, including previous related projects, a review of relevant techniques, and an analysis of their strengths and weaknesses. Section 3 describes the approach taken, including the data source, methodology, a worked example, and the software produced. Section 4 covers the implementation details, including the software stack, module structure, and three key code snippets. Section 5 presents the results of running the software, including model evaluation, threshold optimization, explainability analysis, the LACE comparison, and a connection to recent research. Section 6 provides conclusions, and Section 7 discusses suggestions for future research. Section 8 lists all references cited in this report.</w:t>
       </w:r>
     </w:p>
     <w:p>

--- a/200490453_Raj_Panchal_CS719_Final_Report.docx
+++ b/200490453_Raj_Panchal_CS719_Final_Report.docx
@@ -1026,7 +1026,7 @@
           <w:rFonts w:ascii="Times New Roman" w:hAnsi="Times New Roman"/>
           <w:sz w:val="24"/>
         </w:rPr>
-        <w:t>This project extended my prior experience by explicitly focusing on interpretable machine learning, which is critical in healthcare applications where trust and transparency are essential. Unlike image generation where visual inspection suffices, clinical predictions require explanations that a doctor can understand and act on.</w:t>
+        <w:t>This project built on that prior experience by adding a focus on interpretable machine learning, which matters a lot in healthcare where clinicians need to understand and trust the predictions before acting on them. Unlike image generation where you can visually inspect the output, clinical predictions need clear explanations that a doctor can review and act on.</w:t>
       </w:r>
     </w:p>
     <w:p>
@@ -1329,7 +1329,7 @@
           <w:rFonts w:ascii="Times New Roman" w:hAnsi="Times New Roman"/>
           <w:sz w:val="24"/>
         </w:rPr>
-        <w:t>•  Includes an interactive dashboard that makes the results accessible to non-technical users.</w:t>
+        <w:t>•  Includes an interactive dashboard that makes the results accessible to users without a machine learning background.</w:t>
       </w:r>
     </w:p>
     <w:p>

--- a/200490453_Raj_Panchal_CS719_Final_Report.docx
+++ b/200490453_Raj_Panchal_CS719_Final_Report.docx
@@ -388,7 +388,7 @@
           <w:rFonts w:ascii="Times New Roman" w:hAnsi="Times New Roman"/>
           <w:sz w:val="24"/>
         </w:rPr>
-        <w:t xml:space="preserve">    2.1 Previous Related Projects</w:t>
+        <w:t>2.1 Existing Techniques Relevant to the Project</w:t>
       </w:r>
     </w:p>
     <w:p>
@@ -400,7 +400,7 @@
           <w:rFonts w:ascii="Times New Roman" w:hAnsi="Times New Roman"/>
           <w:sz w:val="24"/>
         </w:rPr>
-        <w:t xml:space="preserve">    2.2 Existing Techniques Relevant to the Project</w:t>
+        <w:t>2.2 Analysis of Strengths and Weaknesses</w:t>
       </w:r>
     </w:p>
     <w:p>
@@ -412,19 +412,7 @@
           <w:rFonts w:ascii="Times New Roman" w:hAnsi="Times New Roman"/>
           <w:sz w:val="24"/>
         </w:rPr>
-        <w:t xml:space="preserve">    2.3 Analysis of Strengths and Weaknesses</w:t>
-      </w:r>
-    </w:p>
-    <w:p>
-      <w:pPr>
-        <w:spacing w:after="40"/>
-      </w:pPr>
-      <w:r>
-        <w:rPr>
-          <w:rFonts w:ascii="Times New Roman" w:hAnsi="Times New Roman"/>
-          <w:sz w:val="24"/>
-        </w:rPr>
-        <w:t xml:space="preserve">    2.4 Learning Resources</w:t>
+        <w:t>2.3 Learning Resources</w:t>
       </w:r>
     </w:p>
     <w:p>
@@ -990,56 +978,7 @@
           <w:b/>
           <w:sz w:val="24"/>
         </w:rPr>
-        <w:t>2.1 Previous Related Projects</w:t>
-      </w:r>
-    </w:p>
-    <w:p>
-      <w:pPr>
-        <w:spacing w:after="120"/>
-      </w:pPr>
-      <w:r>
-        <w:rPr>
-          <w:rFonts w:ascii="Times New Roman" w:hAnsi="Times New Roman"/>
-          <w:sz w:val="24"/>
-        </w:rPr>
-        <w:t>In a previous graduate course (CS 715), I completed a project on "Enhanced Face Generation and Image Quality Improvement Using Deep Convolutional Generative Adversarial Networks (DCGANs)." That project involved building and training a DCGAN architecture on a face image dataset, evaluating the quality of generated images using metrics such as Inception Score and FID, and analyzing the training dynamics of the generator and discriminator networks.</w:t>
-      </w:r>
-    </w:p>
-    <w:p>
-      <w:pPr>
-        <w:spacing w:after="120"/>
-      </w:pPr>
-      <w:r>
-        <w:rPr>
-          <w:rFonts w:ascii="Times New Roman" w:hAnsi="Times New Roman"/>
-          <w:sz w:val="24"/>
-        </w:rPr>
-        <w:t>While the domain was different (computer vision vs. healthcare analytics), several skills transferred directly to the current project: data preprocessing and cleaning, model training and hyperparameter tuning, evaluation metric selection, and the use of Python libraries such as NumPy, Pandas, and Matplotlib. The CS 715 project also reinforced the importance of clearly presenting results through visualizations and structured analysis, which I applied extensively in this project.</w:t>
-      </w:r>
-    </w:p>
-    <w:p>
-      <w:pPr>
-        <w:spacing w:after="120"/>
-      </w:pPr>
-      <w:r>
-        <w:rPr>
-          <w:rFonts w:ascii="Times New Roman" w:hAnsi="Times New Roman"/>
-          <w:sz w:val="24"/>
-        </w:rPr>
-        <w:t>This project built on that prior experience by adding a focus on interpretable machine learning, which matters a lot in healthcare where clinicians need to understand and trust the predictions before acting on them. Unlike image generation where you can visually inspect the output, clinical predictions need clear explanations that a doctor can review and act on.</w:t>
-      </w:r>
-    </w:p>
-    <w:p>
-      <w:pPr>
-        <w:spacing w:before="240" w:after="120"/>
-      </w:pPr>
-      <w:r>
-        <w:rPr>
-          <w:rFonts w:ascii="Times New Roman" w:hAnsi="Times New Roman"/>
-          <w:b/>
-          <w:sz w:val="24"/>
-        </w:rPr>
-        <w:t>2.2 Existing Techniques Relevant to the Project</w:t>
+        <w:t>2.1 Existing Techniques Relevant to the Project</w:t>
       </w:r>
     </w:p>
     <w:p>
@@ -1239,7 +1178,7 @@
           <w:b/>
           <w:sz w:val="24"/>
         </w:rPr>
-        <w:t>2.3 Analysis of Strengths and Weaknesses</w:t>
+        <w:t>2.2 Analysis of Strengths and Weaknesses</w:t>
       </w:r>
     </w:p>
     <w:p>
@@ -1419,7 +1358,7 @@
           <w:b/>
           <w:sz w:val="24"/>
         </w:rPr>
-        <w:t>2.4 Learning Resources</w:t>
+        <w:t>2.3 Learning Resources</w:t>
       </w:r>
     </w:p>
     <w:p>

--- a/200490453_Raj_Panchal_CS719_Final_Report.docx
+++ b/200490453_Raj_Panchal_CS719_Final_Report.docx
@@ -1040,7 +1040,7 @@
           <w:rFonts w:ascii="Times New Roman" w:hAnsi="Times New Roman"/>
           <w:sz w:val="24"/>
         </w:rPr>
-        <w:t>Random Forest is an ensemble method that trains multiple decision trees on random subsets of the data and features, then averages their predictions [Pedregosa et al., 2011]. It handles non-linearity and feature interactions well and is relatively resistant to overfitting. The downside is that the ensemble of hundreds of trees is difficult to interpret directly, which is why post-hoc explainability techniques like PFI are needed.</w:t>
+        <w:t>Random Forest is an ensemble method that trains multiple decision trees on random subsets of the data and features, then averages their predictions [Breiman, 2001]. It handles non-linearity and feature interactions well and is relatively resistant to overfitting. The downside is that the ensemble of hundreds of trees is difficult to interpret directly, which is why post-hoc explainability techniques like PFI are needed.</w:t>
       </w:r>
     </w:p>
     <w:p>
@@ -6584,6 +6584,19 @@
         <w:t>[15] Seaborn Documentation. Available at: https://seaborn.pydata.org/</w:t>
       </w:r>
     </w:p>
+    <w:p>
+      <w:pPr>
+        <w:spacing w:after="80"/>
+        <w:ind w:left="576" w:hanging="576"/>
+      </w:pPr>
+      <w:r>
+        <w:rPr>
+          <w:rFonts w:ascii="Times New Roman" w:hAnsi="Times New Roman"/>
+          <w:sz w:val="22"/>
+        </w:rPr>
+        <w:t>[16] Breiman, L. (2001). Random Forests. Machine Learning, 45(1), 5-32. https://doi.org/10.1023/A:1010933404324</w:t>
+      </w:r>
+    </w:p>
     <w:sectPr>
       <w:pgSz w:w="12240" w:h="15840"/>
       <w:pgMar w:top="720" w:right="720" w:bottom="720" w:left="720" w:header="720" w:footer="720" w:gutter="0"/>

--- a/200490453_Raj_Panchal_CS719_Final_Report.docx
+++ b/200490453_Raj_Panchal_CS719_Final_Report.docx
@@ -1307,19 +1307,6 @@
           <w:sz w:val="24"/>
         </w:rPr>
         <w:t>•  The data spans 1999 to 2008, so clinical practices and coding standards may have changed since then.</w:t>
-      </w:r>
-    </w:p>
-    <w:p>
-      <w:pPr>
-        <w:spacing w:after="60"/>
-        <w:ind w:left="720"/>
-      </w:pPr>
-      <w:r>
-        <w:rPr>
-          <w:rFonts w:ascii="Times New Roman" w:hAnsi="Times New Roman"/>
-          <w:sz w:val="24"/>
-        </w:rPr>
-        <w:t>•  Patient encounters are treated independently, even though some patients appear multiple times.</w:t>
       </w:r>
     </w:p>
     <w:p>

--- a/200490453_Raj_Panchal_CS719_Final_Report.docx
+++ b/200490453_Raj_Panchal_CS719_Final_Report.docx
@@ -1550,7 +1550,7 @@
           <w:rFonts w:ascii="Times New Roman" w:hAnsi="Times New Roman"/>
           <w:sz w:val="24"/>
         </w:rPr>
-        <w:t>The project followed an end-to-end machine learning pipeline with eight stages. I named the resulting software system "ReAdmit-XAI" (Readmission prediction with Explainable AI). The stages were as follows:</w:t>
+        <w:t>The project followed an end-to-end machine learning pipeline with eight stages:</w:t>
       </w:r>
     </w:p>
     <w:p>
@@ -1767,7 +1767,7 @@
           <w:rFonts w:ascii="Times New Roman" w:hAnsi="Times New Roman"/>
           <w:sz w:val="24"/>
         </w:rPr>
-        <w:t>To illustrate how ReAdmit-XAI works from input to output, here is a fully worked example for a medium-risk patient:</w:t>
+        <w:t>To illustrate how the system works from input to output, here is a fully worked example for a medium-risk patient:</w:t>
       </w:r>
     </w:p>
     <w:p>
@@ -2036,7 +2036,7 @@
           <w:i/>
           <w:sz w:val="22"/>
         </w:rPr>
-        <w:t>Fig 2. ReAdmit-XAI output for a medium-risk patient: risk gauge (left) and feature profile compared to the population average (right).</w:t>
+        <w:t>Fig 2. Dashboard output for a medium-risk patient: risk gauge (left) and feature profile compared to the population average (right).</w:t>
       </w:r>
     </w:p>
     <w:p>
@@ -2073,7 +2073,7 @@
           <w:rFonts w:ascii="Times New Roman" w:hAnsi="Times New Roman"/>
           <w:sz w:val="24"/>
         </w:rPr>
-        <w:t>The software produced in this project is called ReAdmit-XAI. It consists of two main components:</w:t>
+        <w:t>The software produced in this project consists of two main components:</w:t>
       </w:r>
     </w:p>
     <w:p>
@@ -2177,7 +2177,7 @@
           <w:rFonts w:ascii="Times New Roman" w:hAnsi="Times New Roman"/>
           <w:sz w:val="24"/>
         </w:rPr>
-        <w:t>ReAdmit-XAI was implemented entirely in Python. The notebook was developed and executed on Google Colab, and the dashboard was built with Streamlit and deployed via Streamlit Community Cloud. Table 1 lists the main packages used and their versions.</w:t>
+        <w:t>The project was implemented entirely in Python. The notebook was developed and executed on Google Colab, and the dashboard was built with Streamlit and deployed via Streamlit Community Cloud. Table 1 lists the main packages used and their versions.</w:t>
       </w:r>
     </w:p>
     <w:p>
@@ -2191,7 +2191,7 @@
           <w:i/>
           <w:sz w:val="22"/>
         </w:rPr>
-        <w:t>Table 1. Software packages and versions used in ReAdmit-XAI.</w:t>
+        <w:t>Table 1. Software packages and versions used in the project.</w:t>
       </w:r>
     </w:p>
     <w:tbl>
@@ -2811,7 +2811,7 @@
           <w:i/>
           <w:sz w:val="22"/>
         </w:rPr>
-        <w:t>Table 2. Module structure of ReAdmit-XAI.</w:t>
+        <w:t>Table 2. Module structure of the project.</w:t>
       </w:r>
     </w:p>
     <w:tbl>
@@ -6147,7 +6147,7 @@
           <w:rFonts w:ascii="Times New Roman" w:hAnsi="Times New Roman"/>
           <w:sz w:val="24"/>
         </w:rPr>
-        <w:t>Finally, the interactive Streamlit dashboard (ReAdmit-XAI) packages all of this into a tool that a clinician could actually use: real-time risk scores, what-if scenario analysis, feature explanations compared to the population average, and a side-by-side LACE breakdown for every patient.</w:t>
+        <w:t>Finally, the interactive Streamlit dashboard packages all of this into a tool that a clinician could actually use: real-time risk scores, what-if scenario analysis, feature explanations compared to the population average, and a side-by-side LACE breakdown for every patient.</w:t>
       </w:r>
     </w:p>
     <w:p>

--- a/200490453_Raj_Panchal_CS719_Final_Report.docx
+++ b/200490453_Raj_Panchal_CS719_Final_Report.docx
@@ -1747,6 +1747,57 @@
     </w:p>
     <w:p>
       <w:pPr>
+        <w:jc w:val="center"/>
+      </w:pPr>
+      <w:r>
+        <w:drawing>
+          <wp:inline xmlns:a="http://schemas.openxmlformats.org/drawingml/2006/main" xmlns:pic="http://schemas.openxmlformats.org/drawingml/2006/picture">
+            <wp:extent cx="5486400" cy="3664886"/>
+            <wp:docPr id="12" name="Picture 12"/>
+            <wp:cNvGraphicFramePr>
+              <a:graphicFrameLocks noChangeAspect="1"/>
+            </wp:cNvGraphicFramePr>
+            <a:graphic>
+              <a:graphicData uri="http://schemas.openxmlformats.org/drawingml/2006/picture">
+                <pic:pic>
+                  <pic:nvPicPr>
+                    <pic:cNvPr id="0" name="pipeline_diagram.png"/>
+                    <pic:cNvPicPr/>
+                  </pic:nvPicPr>
+                  <pic:blipFill>
+                    <a:blip r:embed="rId20"/>
+                    <a:stretch>
+                      <a:fillRect/>
+                    </a:stretch>
+                  </pic:blipFill>
+                  <pic:spPr>
+                    <a:xfrm>
+                      <a:off x="0" y="0"/>
+                      <a:ext cx="5486400" cy="3664886"/>
+                    </a:xfrm>
+                    <a:prstGeom prst="rect"/>
+                  </pic:spPr>
+                </pic:pic>
+              </a:graphicData>
+            </a:graphic>
+          </wp:inline>
+        </w:drawing>
+      </w:r>
+    </w:p>
+    <w:p>
+      <w:pPr>
+        <w:jc w:val="center"/>
+      </w:pPr>
+      <w:r>
+        <w:rPr>
+          <w:i/>
+          <w:sz w:val="20"/>
+        </w:rPr>
+        <w:t>Fig 2. End-to-end machine learning pipeline showing all eight stages from raw data to deployment.</w:t>
+      </w:r>
+    </w:p>
+    <w:p>
+      <w:pPr>
         <w:spacing w:before="240" w:after="120"/>
       </w:pPr>
       <w:r>
@@ -2036,7 +2087,7 @@
           <w:i/>
           <w:sz w:val="22"/>
         </w:rPr>
-        <w:t>Fig 2. Dashboard output for a medium-risk patient: risk gauge (left) and feature profile compared to the population average (right).</w:t>
+        <w:t>Fig 3. Dashboard output for a medium-risk patient: risk gauge (left) and feature profile compared to the population average (right).</w:t>
       </w:r>
     </w:p>
     <w:p>
@@ -3738,7 +3789,7 @@
           <w:i/>
           <w:sz w:val="22"/>
         </w:rPr>
-        <w:t>Fig 3. Readmission rate by age group (left) and by number of prior inpatient visits (right). Prior inpatient visits show a much stronger relationship with readmission than age.</w:t>
+        <w:t>Fig 4. Readmission rate by age group (left) and by number of prior inpatient visits (right). Prior inpatient visits show a much stronger relationship with readmission than age.</w:t>
       </w:r>
     </w:p>
     <w:p>
@@ -4171,7 +4222,7 @@
           <w:i/>
           <w:sz w:val="22"/>
         </w:rPr>
-        <w:t>Fig 4. ROC curves for all three models on the test set. XGBoost achieves the highest AUC (0.6648).</w:t>
+        <w:t>Fig 5. ROC curves for all three models on the test set. XGBoost achieves the highest AUC (0.6648).</w:t>
       </w:r>
     </w:p>
     <w:p>
@@ -4224,7 +4275,7 @@
           <w:i/>
           <w:sz w:val="22"/>
         </w:rPr>
-        <w:t>Fig 5. Confusion matrices for all three models at the default threshold (0.50).</w:t>
+        <w:t>Fig 6. Confusion matrices for all three models at the default threshold (0.50).</w:t>
       </w:r>
     </w:p>
     <w:p>
@@ -4289,7 +4340,7 @@
           <w:i/>
           <w:sz w:val="22"/>
         </w:rPr>
-        <w:t>Fig 6. Five-fold stratified cross-validation stability (ROC-AUC) for all three models.</w:t>
+        <w:t>Fig 7. Five-fold stratified cross-validation stability (ROC-AUC) for all three models.</w:t>
       </w:r>
     </w:p>
     <w:p>
@@ -4722,7 +4773,7 @@
           <w:i/>
           <w:sz w:val="22"/>
         </w:rPr>
-        <w:t>Fig 7. Threshold sweep showing precision, recall, and F1-score across thresholds. The vertical dashed line marks the optimal threshold at 0.20.</w:t>
+        <w:t>Fig 8. Threshold sweep showing precision, recall, and F1-score across thresholds. The vertical dashed line marks the optimal threshold at 0.20.</w:t>
       </w:r>
     </w:p>
     <w:p>
@@ -5205,7 +5256,7 @@
           <w:i/>
           <w:sz w:val="22"/>
         </w:rPr>
-        <w:t>Fig 8. Permutation Feature Importance for the top 15 features. number_inpatient and discharge_disposition_id dominate.</w:t>
+        <w:t>Fig 9. Permutation Feature Importance for the top 15 features. number_inpatient and discharge_disposition_id dominate.</w:t>
       </w:r>
     </w:p>
     <w:p>
@@ -5270,7 +5321,7 @@
           <w:i/>
           <w:sz w:val="22"/>
         </w:rPr>
-        <w:t>Fig 9. Partial Dependence Plots for the top features identified by PFI.</w:t>
+        <w:t>Fig 10. Partial Dependence Plots for the top features identified by PFI.</w:t>
       </w:r>
     </w:p>
     <w:p>
@@ -5777,7 +5828,7 @@
           <w:i/>
           <w:sz w:val="22"/>
         </w:rPr>
-        <w:t>Fig 10. LACE vs. XGBoost: ROC curves (left) and metric comparison bar chart (right).</w:t>
+        <w:t>Fig 11. LACE vs. XGBoost: ROC curves (left) and metric comparison bar chart (right).</w:t>
       </w:r>
     </w:p>
     <w:p>

--- a/200490453_Raj_Panchal_CS719_Final_Report.docx
+++ b/200490453_Raj_Panchal_CS719_Final_Report.docx
@@ -2099,7 +2099,58 @@
           <w:rFonts w:ascii="Times New Roman" w:hAnsi="Times New Roman"/>
           <w:sz w:val="24"/>
         </w:rPr>
-        <w:t>The LACE Index was also computed for the same patient: L=4 (5-day stay), A=3 (emergency admission), C=1 (Circulatory diagnosis carries CCI weight of 1), E=0 (no prior ED visits). Total LACE score = 8, which is below the threshold of 10, so LACE would classify this patient as low risk. This illustrates a case where the ML model catches a risk that LACE misses.</w:t>
+        <w:t>The LACE Index was also computed for the same patient using the dashboard's live comparison feature. As shown in Fig 4, LACE gives a score of 9 out of 19 (below the threshold of 10), classifying this patient as low risk. Meanwhile, the XGBoost model flags the same patient as medium risk at 24%. This is a clear example of a case where the ML model catches a risk that LACE misses.</w:t>
+      </w:r>
+    </w:p>
+    <w:p>
+      <w:pPr>
+        <w:jc w:val="center"/>
+      </w:pPr>
+      <w:r>
+        <w:drawing>
+          <wp:inline xmlns:a="http://schemas.openxmlformats.org/drawingml/2006/main" xmlns:pic="http://schemas.openxmlformats.org/drawingml/2006/picture">
+            <wp:extent cx="5029200" cy="2558080"/>
+            <wp:docPr id="13" name="Picture 13"/>
+            <wp:cNvGraphicFramePr>
+              <a:graphicFrameLocks noChangeAspect="1"/>
+            </wp:cNvGraphicFramePr>
+            <a:graphic>
+              <a:graphicData uri="http://schemas.openxmlformats.org/drawingml/2006/picture">
+                <pic:pic>
+                  <pic:nvPicPr>
+                    <pic:cNvPr id="0" name="Live Comparison.PNG"/>
+                    <pic:cNvPicPr/>
+                  </pic:nvPicPr>
+                  <pic:blipFill>
+                    <a:blip r:embed="rId21"/>
+                    <a:stretch>
+                      <a:fillRect/>
+                    </a:stretch>
+                  </pic:blipFill>
+                  <pic:spPr>
+                    <a:xfrm>
+                      <a:off x="0" y="0"/>
+                      <a:ext cx="5029200" cy="2558080"/>
+                    </a:xfrm>
+                    <a:prstGeom prst="rect"/>
+                  </pic:spPr>
+                </pic:pic>
+              </a:graphicData>
+            </a:graphic>
+          </wp:inline>
+        </w:drawing>
+      </w:r>
+    </w:p>
+    <w:p>
+      <w:pPr>
+        <w:jc w:val="center"/>
+      </w:pPr>
+      <w:r>
+        <w:rPr>
+          <w:i/>
+          <w:sz w:val="20"/>
+        </w:rPr>
+        <w:t>Fig 4. Live comparison from the Streamlit dashboard: LACE Index (score 9, low risk) vs. XGBoost AI model (24%, medium risk) for the same patient.</w:t>
       </w:r>
     </w:p>
     <w:p>
@@ -3789,7 +3840,7 @@
           <w:i/>
           <w:sz w:val="22"/>
         </w:rPr>
-        <w:t>Fig 4. Readmission rate by age group (left) and by number of prior inpatient visits (right). Prior inpatient visits show a much stronger relationship with readmission than age.</w:t>
+        <w:t>Fig 5. Readmission rate by age group (left) and by number of prior inpatient visits (right). Prior inpatient visits show a much stronger relationship with readmission than age.</w:t>
       </w:r>
     </w:p>
     <w:p>
@@ -4222,7 +4273,7 @@
           <w:i/>
           <w:sz w:val="22"/>
         </w:rPr>
-        <w:t>Fig 5. ROC curves for all three models on the test set. XGBoost achieves the highest AUC (0.6648).</w:t>
+        <w:t>Fig 6. ROC curves for all three models on the test set. XGBoost achieves the highest AUC (0.6648).</w:t>
       </w:r>
     </w:p>
     <w:p>
@@ -4275,7 +4326,7 @@
           <w:i/>
           <w:sz w:val="22"/>
         </w:rPr>
-        <w:t>Fig 6. Confusion matrices for all three models at the default threshold (0.50).</w:t>
+        <w:t>Fig 7. Confusion matrices for all three models at the default threshold (0.50).</w:t>
       </w:r>
     </w:p>
     <w:p>
@@ -4340,7 +4391,7 @@
           <w:i/>
           <w:sz w:val="22"/>
         </w:rPr>
-        <w:t>Fig 7. Five-fold stratified cross-validation stability (ROC-AUC) for all three models.</w:t>
+        <w:t>Fig 8. Five-fold stratified cross-validation stability (ROC-AUC) for all three models.</w:t>
       </w:r>
     </w:p>
     <w:p>
@@ -4773,7 +4824,7 @@
           <w:i/>
           <w:sz w:val="22"/>
         </w:rPr>
-        <w:t>Fig 8. Threshold sweep showing precision, recall, and F1-score across thresholds. The vertical dashed line marks the optimal threshold at 0.20.</w:t>
+        <w:t>Fig 9. Threshold sweep showing precision, recall, and F1-score across thresholds. The vertical dashed line marks the optimal threshold at 0.20.</w:t>
       </w:r>
     </w:p>
     <w:p>
@@ -5256,7 +5307,7 @@
           <w:i/>
           <w:sz w:val="22"/>
         </w:rPr>
-        <w:t>Fig 9. Permutation Feature Importance for the top 15 features. number_inpatient and discharge_disposition_id dominate.</w:t>
+        <w:t>Fig 10. Permutation Feature Importance for the top 15 features. number_inpatient and discharge_disposition_id dominate.</w:t>
       </w:r>
     </w:p>
     <w:p>
@@ -5321,7 +5372,7 @@
           <w:i/>
           <w:sz w:val="22"/>
         </w:rPr>
-        <w:t>Fig 10. Partial Dependence Plots for the top features identified by PFI.</w:t>
+        <w:t>Fig 11. Partial Dependence Plots for the top features identified by PFI.</w:t>
       </w:r>
     </w:p>
     <w:p>
@@ -5828,7 +5879,7 @@
           <w:i/>
           <w:sz w:val="22"/>
         </w:rPr>
-        <w:t>Fig 11. LACE vs. XGBoost: ROC curves (left) and metric comparison bar chart (right).</w:t>
+        <w:t>Fig 12. LACE vs. XGBoost: ROC curves (left) and metric comparison bar chart (right).</w:t>
       </w:r>
     </w:p>
     <w:p>

--- a/200490453_Raj_Panchal_CS719_Final_Report.docx
+++ b/200490453_Raj_Panchal_CS719_Final_Report.docx
@@ -2199,7 +2199,7 @@
           <w:rFonts w:ascii="Times New Roman" w:hAnsi="Times New Roman"/>
           <w:sz w:val="24"/>
         </w:rPr>
-        <w:t>The second component is a Streamlit web dashboard that loads the trained model artifacts and provides an interactive interface with four tabs: (1) Risk Assessment, where users adjust patient parameters via sliders and get a real-time risk score; (2) Explainability and What-If Analysis, showing which features drive each prediction and allowing scenario simulation; (3) Clinical Impact, with population-level charts and feature importance visualization; and (4) Model Performance, displaying ROC-AUC curves, confusion matrices, and the model comparison table. The dashboard is deployed online and auto-updates from the GitHub repository on every push.</w:t>
+        <w:t>The second component is a Streamlit web dashboard that loads the trained model artifacts and provides an interactive interface with four tabs: (1) Risk Assessment, where users adjust patient parameters via sliders and get a real-time risk score along with a breakdown of which features are driving the prediction and a clinical action plan; (2) Explainability and What-If Analysis, showing global feature importance and letting users simulate changes to patient parameters to see how the risk score responds; (3) Clinical Impact, which explains the threshold optimization, compares LACE vs. XGBoost side by side for the current patient, and estimates potential cost savings from catching high-risk patients; and (4) Model Performance, which displays the model comparison table and a summary of the dataset and methodology. The dashboard is deployed online and auto-updates from the GitHub repository on every push.</w:t>
       </w:r>
     </w:p>
     <w:p>

--- a/200490453_Raj_Panchal_CS719_Final_Report.docx
+++ b/200490453_Raj_Panchal_CS719_Final_Report.docx
@@ -2199,7 +2199,7 @@
           <w:rFonts w:ascii="Times New Roman" w:hAnsi="Times New Roman"/>
           <w:sz w:val="24"/>
         </w:rPr>
-        <w:t>The second component is a Streamlit web dashboard that loads the trained model artifacts and provides an interactive interface with four tabs: (1) Risk Assessment, where users adjust patient parameters via sliders and get a real-time risk score along with a breakdown of which features are driving the prediction and a clinical action plan; (2) Explainability and What-If Analysis, showing global feature importance and letting users simulate changes to patient parameters to see how the risk score responds; (3) Clinical Impact, which explains the threshold optimization, compares LACE vs. XGBoost side by side for the current patient, and estimates potential cost savings from catching high-risk patients; and (4) Model Performance, which displays the model comparison table and a summary of the dataset and methodology. The dashboard is deployed online and auto-updates from the GitHub repository on every push.</w:t>
+        <w:t>The second component is a Streamlit web dashboard that loads the trained model artifacts and has four tabs: (1) Risk Assessment, where you adjust patient parameters with sliders and get a risk score along with which features are driving the prediction and a suggested action plan; (2) Explainability and What-If, which shows global feature importance and lets you change patient inputs to see how the risk changes; (3) Clinical Impact, which covers the threshold optimization, a side-by-side LACE vs. XGBoost comparison for the current patient, and an estimated cost savings calculator; and (4) Model Performance, which shows the model comparison table and a summary of the dataset and methodology. The dashboard is deployed online and auto-updates from the GitHub repository on every push.</w:t>
       </w:r>
     </w:p>
     <w:p>

--- a/200490453_Raj_Panchal_CS719_Final_Report.docx
+++ b/200490453_Raj_Panchal_CS719_Final_Report.docx
@@ -952,7 +952,7 @@
           <w:rFonts w:ascii="Times New Roman" w:hAnsi="Times New Roman"/>
           <w:sz w:val="24"/>
         </w:rPr>
-        <w:t>Explainability is just as important. Clinicians are unlikely to trust a model that just outputs a risk score without explaining why. By showing which features drove each prediction and how they compare to the population average, the system gives clinicians enough context to make informed decisions rather than blindly relying on a black-box model.</w:t>
+        <w:t>Explainability is just as important. Clinicians are unlikely to trust a model that just outputs a risk score without explaining why. By showing which features drove each prediction and how they compare to the population average, the system helps clinicians understand why a patient was flagged instead of blindly trusting a black-box model.</w:t>
       </w:r>
     </w:p>
     <w:p>
@@ -2099,7 +2099,7 @@
           <w:rFonts w:ascii="Times New Roman" w:hAnsi="Times New Roman"/>
           <w:sz w:val="24"/>
         </w:rPr>
-        <w:t>The LACE Index was also computed for the same patient using the dashboard's live comparison feature. As shown in Fig 4, LACE gives a score of 9 out of 19 (below the threshold of 10), classifying this patient as low risk. Meanwhile, the XGBoost model flags the same patient as medium risk at 24%. This is a clear example of a case where the ML model catches a risk that LACE misses.</w:t>
+        <w:t>The LACE Index was also computed for the same patient using the dashboard's live comparison feature. As shown in Fig 4, LACE gives a score of 9 out of 19 (below the threshold of 10), classifying this patient as low risk. Meanwhile, the XGBoost model flags the same patient as medium risk at 24%. This shows a case where the ML model catches something that LACE misses.</w:t>
       </w:r>
     </w:p>
     <w:p>

--- a/200490453_Raj_Panchal_CS719_Final_Report.docx
+++ b/200490453_Raj_Panchal_CS719_Final_Report.docx
@@ -2236,7 +2236,7 @@
           <w:rFonts w:ascii="Times New Roman" w:hAnsi="Times New Roman"/>
           <w:sz w:val="24"/>
         </w:rPr>
-        <w:t>The dataset file (data.csv) is approximately 20 MB. The exported model artifacts total about 1.5 MB, of which the trained XGBoost model file is the largest at 777 KB. The Streamlit dashboard loads these artifacts at startup and responds to user interactions in under one second.</w:t>
+        <w:t>The dataset file (data.csv) is approximately 18.2 MB. The exported model artifacts total about 783 KB, of which the trained XGBoost model file is the largest at 776 KB. The Streamlit dashboard loads these artifacts at startup and responds to user interactions in under one second.</w:t>
       </w:r>
     </w:p>
     <w:p>

--- a/200490453_Raj_Panchal_CS719_Final_Report.docx
+++ b/200490453_Raj_Panchal_CS719_Final_Report.docx
@@ -3140,13 +3140,8 @@
             <w:tcW w:type="dxa" w:w="3600"/>
           </w:tcPr>
           <w:p>
-            <w:r/>
             <w:r>
-              <w:rPr>
-                <w:rFonts w:ascii="Times New Roman" w:hAnsi="Times New Roman"/>
-                <w:sz w:val="22"/>
-              </w:rPr>
-              <w:t>6 files (~1.5 MB)</w:t>
+              <w:t>6 files (~783 KB)</w:t>
             </w:r>
           </w:p>
         </w:tc>
@@ -3155,12 +3150,7 @@
             <w:tcW w:type="dxa" w:w="3600"/>
           </w:tcPr>
           <w:p>
-            <w:r/>
             <w:r>
-              <w:rPr>
-                <w:rFonts w:ascii="Times New Roman" w:hAnsi="Times New Roman"/>
-                <w:sz w:val="22"/>
-              </w:rPr>
               <w:t>Trained model, scaler, feature names, config, PFI results, population stats</w:t>
             </w:r>
           </w:p>

--- a/200490453_Raj_Panchal_CS719_Final_Report.docx
+++ b/200490453_Raj_Panchal_CS719_Final_Report.docx
@@ -2999,13 +2999,8 @@
             <w:tcW w:type="dxa" w:w="3600"/>
           </w:tcPr>
           <w:p>
-            <w:r/>
             <w:r>
-              <w:rPr>
-                <w:rFonts w:ascii="Times New Roman" w:hAnsi="Times New Roman"/>
-                <w:sz w:val="22"/>
-              </w:rPr>
-              <w:t>737 (code) + 24 markdown cells</w:t>
+              <w:t>736 (code) + 24 markdown cells</w:t>
             </w:r>
           </w:p>
         </w:tc>
@@ -3046,13 +3041,8 @@
             <w:tcW w:type="dxa" w:w="3600"/>
           </w:tcPr>
           <w:p>
-            <w:r/>
             <w:r>
-              <w:rPr>
-                <w:rFonts w:ascii="Times New Roman" w:hAnsi="Times New Roman"/>
-                <w:sz w:val="22"/>
-              </w:rPr>
-              <w:t>863</w:t>
+              <w:t>857</w:t>
             </w:r>
           </w:p>
         </w:tc>
@@ -3093,13 +3083,8 @@
             <w:tcW w:type="dxa" w:w="3600"/>
           </w:tcPr>
           <w:p>
-            <w:r/>
             <w:r>
-              <w:rPr>
-                <w:rFonts w:ascii="Times New Roman" w:hAnsi="Times New Roman"/>
-                <w:sz w:val="22"/>
-              </w:rPr>
-              <w:t>647</w:t>
+              <w:t>630</w:t>
             </w:r>
           </w:p>
         </w:tc>
@@ -3167,7 +3152,7 @@
           <w:rFonts w:ascii="Times New Roman" w:hAnsi="Times New Roman"/>
           <w:sz w:val="24"/>
         </w:rPr>
-        <w:t>In total, the project contains approximately 2,247 lines of Python code across the notebook, dashboard, and utility module, plus 24 markdown cells of documentation in the notebook.</w:t>
+        <w:t>In total, the project contains approximately 2,223 lines of Python code across the notebook, dashboard, and utility module, plus 24 markdown cells of documentation in the notebook.</w:t>
       </w:r>
     </w:p>
     <w:p>

--- a/200490453_Raj_Panchal_CS719_Final_Report.docx
+++ b/200490453_Raj_Panchal_CS719_Final_Report.docx
@@ -3515,7 +3515,7 @@
           <w:b/>
           <w:sz w:val="24"/>
         </w:rPr>
-        <w:t>Snippet 3: Building the Feature Vector for a Single Patient Prediction</w:t>
+        <w:t>Snippet 3: Threshold Optimization Sweep</w:t>
       </w:r>
     </w:p>
     <w:p>
@@ -3527,7 +3527,7 @@
           <w:rFonts w:ascii="Times New Roman" w:hAnsi="Times New Roman"/>
           <w:sz w:val="24"/>
         </w:rPr>
-        <w:t>This snippet from the predict_patient() function shows how a single patient's clinical inputs are converted into the 46-column encoded feature vector that the model expects. Numeric features are placed directly, categorical features are one-hot encoded by setting the appropriate dummy column to 1, and the entire vector is scaled using the training scaler before prediction. This same logic powers both the notebook's interactive prediction function and the Streamlit dashboard.</w:t>
+        <w:t>At the default threshold of 0.50, the model barely flagged anyone as high risk (recall was only 4%). This snippet sweeps every threshold from 0.05 to 0.95, computes precision, recall, and F1 at each one, and picks the threshold that maximizes F1. The result was 0.20, which brought recall up to 35% while keeping precision at 23%. This single change made the model nine times better at catching actual readmissions.</w:t>
       </w:r>
     </w:p>
     <w:p>
@@ -3540,7 +3540,7 @@
           <w:rFonts w:ascii="Courier New" w:hAnsi="Courier New"/>
           <w:sz w:val="18"/>
         </w:rPr>
-        <w:t>patient_encoded = pd.DataFrame(0, index=[0], columns=feature_names, dtype=float)</w:t>
+        <w:t>y_prob = model.predict_proba(X_test)[:, 1]</w:t>
       </w:r>
     </w:p>
     <w:p>
@@ -3553,6 +3553,7 @@
           <w:rFonts w:ascii="Courier New" w:hAnsi="Courier New"/>
           <w:sz w:val="18"/>
         </w:rPr>
+        <w:t/>
       </w:r>
     </w:p>
     <w:p>
@@ -3565,7 +3566,7 @@
           <w:rFonts w:ascii="Courier New" w:hAnsi="Courier New"/>
           <w:sz w:val="18"/>
         </w:rPr>
-        <w:t>for col, val in raw_numeric.items():</w:t>
+        <w:t>thresholds = np.arange(0.05, 0.96, 0.01)</w:t>
       </w:r>
     </w:p>
     <w:p>
@@ -3578,7 +3579,7 @@
           <w:rFonts w:ascii="Courier New" w:hAnsi="Courier New"/>
           <w:sz w:val="18"/>
         </w:rPr>
-        <w:t xml:space="preserve">    if col in feature_names:</w:t>
+        <w:t>precisions, recalls, f1s = [], [], []</w:t>
       </w:r>
     </w:p>
     <w:p>
@@ -3591,7 +3592,7 @@
           <w:rFonts w:ascii="Courier New" w:hAnsi="Courier New"/>
           <w:sz w:val="18"/>
         </w:rPr>
-        <w:t xml:space="preserve">        patient_encoded[col] = val</w:t>
+        <w:t/>
       </w:r>
     </w:p>
     <w:p>
@@ -3604,6 +3605,7 @@
           <w:rFonts w:ascii="Courier New" w:hAnsi="Courier New"/>
           <w:sz w:val="18"/>
         </w:rPr>
+        <w:t>for t in thresholds:</w:t>
       </w:r>
     </w:p>
     <w:p>
@@ -3616,7 +3618,7 @@
           <w:rFonts w:ascii="Courier New" w:hAnsi="Courier New"/>
           <w:sz w:val="18"/>
         </w:rPr>
-        <w:t>for col, val in categorical.items():</w:t>
+        <w:t>    y_pred = (y_prob &gt;= t).astype(int)</w:t>
       </w:r>
     </w:p>
     <w:p>
@@ -3629,7 +3631,7 @@
           <w:rFonts w:ascii="Courier New" w:hAnsi="Courier New"/>
           <w:sz w:val="18"/>
         </w:rPr>
-        <w:t xml:space="preserve">    dummy_col = f'{col}_{val}'</w:t>
+        <w:t>    precisions.append(precision_score(y_test, y_pred, zero_division=0))</w:t>
       </w:r>
     </w:p>
     <w:p>
@@ -3642,7 +3644,7 @@
           <w:rFonts w:ascii="Courier New" w:hAnsi="Courier New"/>
           <w:sz w:val="18"/>
         </w:rPr>
-        <w:t xml:space="preserve">    if dummy_col in feature_names:</w:t>
+        <w:t>    recalls.append(recall_score(y_test, y_pred, zero_division=0))</w:t>
       </w:r>
     </w:p>
     <w:p>
@@ -3655,7 +3657,7 @@
           <w:rFonts w:ascii="Courier New" w:hAnsi="Courier New"/>
           <w:sz w:val="18"/>
         </w:rPr>
-        <w:t xml:space="preserve">        patient_encoded[dummy_col] = 1</w:t>
+        <w:t>    f1s.append(f1_score(y_test, y_pred, zero_division=0))</w:t>
       </w:r>
     </w:p>
     <w:p>
@@ -3668,6 +3670,7 @@
           <w:rFonts w:ascii="Courier New" w:hAnsi="Courier New"/>
           <w:sz w:val="18"/>
         </w:rPr>
+        <w:t/>
       </w:r>
     </w:p>
     <w:p>
@@ -3680,7 +3683,7 @@
           <w:rFonts w:ascii="Courier New" w:hAnsi="Courier New"/>
           <w:sz w:val="18"/>
         </w:rPr>
-        <w:t>patient_scaled = pd.DataFrame(</w:t>
+        <w:t>best_idx = np.argmax(f1s)</w:t>
       </w:r>
     </w:p>
     <w:p>
@@ -3693,33 +3696,7 @@
           <w:rFonts w:ascii="Courier New" w:hAnsi="Courier New"/>
           <w:sz w:val="18"/>
         </w:rPr>
-        <w:t xml:space="preserve">    scaler.transform(patient_encoded), columns=feature_names</w:t>
-      </w:r>
-    </w:p>
-    <w:p>
-      <w:pPr>
-        <w:spacing w:after="40"/>
-        <w:ind w:left="432"/>
-      </w:pPr>
-      <w:r>
-        <w:rPr>
-          <w:rFonts w:ascii="Courier New" w:hAnsi="Courier New"/>
-          <w:sz w:val="18"/>
-        </w:rPr>
-        <w:t>)</w:t>
-      </w:r>
-    </w:p>
-    <w:p>
-      <w:pPr>
-        <w:spacing w:after="40"/>
-        <w:ind w:left="432"/>
-      </w:pPr>
-      <w:r>
-        <w:rPr>
-          <w:rFonts w:ascii="Courier New" w:hAnsi="Courier New"/>
-          <w:sz w:val="18"/>
-        </w:rPr>
-        <w:t>prob = best_model.predict_proba(patient_scaled)[0, 1]</w:t>
+        <w:t>best_threshold = thresholds[best_idx]</w:t>
       </w:r>
     </w:p>
     <w:p>

--- a/200490453_Raj_Panchal_CS719_Final_Report.docx
+++ b/200490453_Raj_Panchal_CS719_Final_Report.docx
@@ -4290,7 +4290,7 @@
           <w:rFonts w:ascii="Times New Roman" w:hAnsi="Times New Roman"/>
           <w:sz w:val="24"/>
         </w:rPr>
-        <w:t>The confusion matrices at the default 0.50 threshold (Fig 5) reveal a common problem with imbalanced datasets: both Random Forest and XGBoost achieve high accuracy by mostly predicting the majority class. Logistic Regression has lower accuracy but actually detects more readmissions. This motivated the threshold optimization in the next section.</w:t>
+        <w:t>The confusion matrices at the default 0.50 threshold (Fig 7) reveal a common problem with imbalanced datasets: both Random Forest and XGBoost achieve high accuracy by mostly predicting the majority class. Logistic Regression has lower accuracy but actually detects more readmissions. This motivated the threshold optimization in the next section.</w:t>
       </w:r>
     </w:p>
     <w:p>

--- a/200490453_Raj_Panchal_CS719_Final_Report.docx
+++ b/200490453_Raj_Panchal_CS719_Final_Report.docx
@@ -4172,7 +4172,7 @@
           <w:rFonts w:ascii="Times New Roman" w:hAnsi="Times New Roman"/>
           <w:sz w:val="24"/>
         </w:rPr>
-        <w:t>I selected XGBoost as the best model based on its highest ROC-AUC score. While Random Forest had comparable accuracy and F1, XGBoost showed better discriminative ability between the two classes as measured by ROC-AUC, which is more informative than accuracy for imbalanced datasets.</w:t>
+        <w:t>I selected XGBoost as the best model based on its highest ROC-AUC score. While Random Forest had comparable accuracy and F1, XGBoost had a higher ROC-AUC, which matters more than accuracy when classes are imbalanced.</w:t>
       </w:r>
     </w:p>
     <w:p>
@@ -4290,7 +4290,7 @@
           <w:rFonts w:ascii="Times New Roman" w:hAnsi="Times New Roman"/>
           <w:sz w:val="24"/>
         </w:rPr>
-        <w:t>The confusion matrices at the default 0.50 threshold (Fig 7) reveal a common problem with imbalanced datasets: both Random Forest and XGBoost achieve high accuracy by mostly predicting the majority class. Logistic Regression has lower accuracy but actually detects more readmissions. This motivated the threshold optimization in the next section.</w:t>
+        <w:t>The confusion matrices at the default 0.50 threshold (Fig 7) show a typical issue with imbalanced data: both Random Forest and XGBoost achieve high accuracy by mostly predicting the majority class. Logistic Regression has lower accuracy but actually detects more readmissions. This motivated the threshold optimization in the next section.</w:t>
       </w:r>
     </w:p>
     <w:p>

--- a/200490453_Raj_Panchal_CS719_Final_Report.docx
+++ b/200490453_Raj_Panchal_CS719_Final_Report.docx
@@ -4348,6 +4348,18 @@
     </w:p>
     <w:p>
       <w:pPr>
+        <w:spacing w:after="120"/>
+      </w:pPr>
+      <w:r>
+        <w:rPr>
+          <w:rFonts w:ascii="Times New Roman" w:hAnsi="Times New Roman"/>
+          <w:sz w:val="24"/>
+        </w:rPr>
+        <w:t>All three models stayed within a narrow range across folds, which confirms the results are not dependent on a particular train-test split.</w:t>
+      </w:r>
+    </w:p>
+    <w:p>
+      <w:pPr>
         <w:spacing w:before="240" w:after="120"/>
       </w:pPr>
       <w:r>

--- a/200490453_Raj_Panchal_CS719_Final_Report.docx
+++ b/200490453_Raj_Panchal_CS719_Final_Report.docx
@@ -4380,7 +4380,7 @@
           <w:rFonts w:ascii="Times New Roman" w:hAnsi="Times New Roman"/>
           <w:sz w:val="24"/>
         </w:rPr>
-        <w:t>At the default threshold of 0.50, XGBoost caught only 4% of actual readmissions (recall = 0.04). This is unacceptable in a clinical setting where missing a high-risk patient has real consequences. I swept thresholds from 0.01 to 0.99 and selected 0.20 as the optimal threshold because it maximized the F1-score on the test set. Table 4 compares the two thresholds.</w:t>
+        <w:t>At the default threshold of 0.50, XGBoost caught only 4% of actual readmissions (recall = 0.04). This is unacceptable in a clinical setting where missing a high-risk patient has real consequences. I swept thresholds from 0.05 to 0.95 and selected 0.20 as the optimal threshold because it maximized the F1-score on the test set. Table 4 compares the two thresholds.</w:t>
       </w:r>
     </w:p>
     <w:p>
@@ -4735,7 +4735,7 @@
           <w:rFonts w:ascii="Times New Roman" w:hAnsi="Times New Roman"/>
           <w:sz w:val="24"/>
         </w:rPr>
-        <w:t>The trade-off is clear: lowering the threshold increases false positives (more patients flagged who will not actually be readmitted), but dramatically reduces false negatives (fewer missed high-risk patients). In healthcare, this trade-off is worth making because a flagged patient simply gets extra follow-up care, while a missed patient may end up back in the emergency room.</w:t>
+        <w:t>The trade-off here is: lowering the threshold increases false positives (more patients flagged who will not actually be readmitted), but greatly reduces false negatives (fewer missed high-risk patients). In healthcare, this trade-off is worth making because a flagged patient simply gets extra follow-up care, while a missed patient may end up back in the emergency room.</w:t>
       </w:r>
     </w:p>
     <w:p>

--- a/200490453_Raj_Panchal_CS719_Final_Report.docx
+++ b/200490453_Raj_Panchal_CS719_Final_Report.docx
@@ -5283,7 +5283,7 @@
           <w:rFonts w:ascii="Times New Roman" w:hAnsi="Times New Roman"/>
           <w:sz w:val="24"/>
         </w:rPr>
-        <w:t>Partial Dependence Plots confirmed the PFI results. Fig 9 shows that readmission probability increases sharply as the number of prior inpatient visits goes from 0 to about 3, and then continues to rise more gradually. This is clinically intuitive: patients with a history of frequent hospitalizations are more likely to be readmitted.</w:t>
+        <w:t>Partial Dependence Plots confirmed the PFI results. Fig 11 shows that readmission probability increases sharply as the number of prior inpatient visits goes from 0 to about 3, and then continues to rise more gradually. This is clinically intuitive: patients with a history of frequent hospitalizations are more likely to be readmitted.</w:t>
       </w:r>
     </w:p>
     <w:p>

--- a/200490453_Raj_Panchal_CS719_Final_Report.docx
+++ b/200490453_Raj_Panchal_CS719_Final_Report.docx
@@ -4951,7 +4951,7 @@
                 <w:rFonts w:ascii="Times New Roman" w:hAnsi="Times New Roman"/>
                 <w:sz w:val="22"/>
               </w:rPr>
-              <w:t>5.7%</w:t>
+              <w:t>5.71%</w:t>
             </w:r>
           </w:p>
         </w:tc>
@@ -5013,7 +5013,7 @@
                 <w:rFonts w:ascii="Times New Roman" w:hAnsi="Times New Roman"/>
                 <w:sz w:val="22"/>
               </w:rPr>
-              <w:t>4.5%</w:t>
+              <w:t>4.50%</w:t>
             </w:r>
           </w:p>
         </w:tc>
@@ -5075,7 +5075,7 @@
                 <w:rFonts w:ascii="Times New Roman" w:hAnsi="Times New Roman"/>
                 <w:sz w:val="22"/>
               </w:rPr>
-              <w:t>~1%</w:t>
+              <w:t>0.79%</w:t>
             </w:r>
           </w:p>
         </w:tc>
@@ -5137,7 +5137,7 @@
                 <w:rFonts w:ascii="Times New Roman" w:hAnsi="Times New Roman"/>
                 <w:sz w:val="22"/>
               </w:rPr>
-              <w:t>~0.8%</w:t>
+              <w:t>0.38%</w:t>
             </w:r>
           </w:p>
         </w:tc>
@@ -5199,7 +5199,7 @@
                 <w:rFonts w:ascii="Times New Roman" w:hAnsi="Times New Roman"/>
                 <w:sz w:val="22"/>
               </w:rPr>
-              <w:t>~0.5%</w:t>
+              <w:t>0.32%</w:t>
             </w:r>
           </w:p>
         </w:tc>

--- a/200490453_Raj_Panchal_CS719_Final_Report.docx
+++ b/200490453_Raj_Panchal_CS719_Final_Report.docx
@@ -5790,7 +5790,7 @@
           <w:rFonts w:ascii="Times New Roman" w:hAnsi="Times New Roman"/>
           <w:sz w:val="24"/>
         </w:rPr>
-        <w:t>That said, LACE has a genuine advantage in simplicity: it requires no model training, works with just four inputs, and can be computed by hand at the bedside. XGBoost needs 46 features, a trained model, and a computer. The two approaches serve different needs, and the comparison quantifies exactly where the ML model adds value.</w:t>
+        <w:t>That said, LACE has a genuine advantage in simplicity: it requires no model training, works with just four inputs, and can be computed by hand at the bedside. XGBoost needs 46 features, a trained model, and a computer. The two approaches serve different needs, and the comparison shows where the ML model does better.</w:t>
       </w:r>
     </w:p>
     <w:p>

--- a/200490453_Raj_Panchal_CS719_Final_Report.docx
+++ b/200490453_Raj_Panchal_CS719_Final_Report.docx
@@ -5868,7 +5868,7 @@
           <w:rFonts w:ascii="Times New Roman" w:hAnsi="Times New Roman"/>
           <w:sz w:val="24"/>
         </w:rPr>
-        <w:t>The Streamlit dashboard (streamlit_app.py) provides a user-friendly interface for clinical staff to interact with the trained model without writing any code. It has four tabs:</w:t>
+        <w:t>The Streamlit dashboard (streamlit_app.py) lets clinical staff use the trained model without writing any code. It has four tabs:</w:t>
       </w:r>
     </w:p>
     <w:p>
@@ -5907,7 +5907,7 @@
           <w:rFonts w:ascii="Times New Roman" w:hAnsi="Times New Roman"/>
           <w:sz w:val="24"/>
         </w:rPr>
-        <w:t>•  Clinical Impact: Displays population-level charts including feature importance rankings and distributions of key features across risk levels.</w:t>
+        <w:t>•  Clinical Impact: Covers the threshold optimization impact, a side-by-side LACE vs. XGBoost comparison for the current patient, and an estimated cost savings calculator.</w:t>
       </w:r>
     </w:p>
     <w:p>
@@ -5920,7 +5920,7 @@
           <w:rFonts w:ascii="Times New Roman" w:hAnsi="Times New Roman"/>
           <w:sz w:val="24"/>
         </w:rPr>
-        <w:t>•  Model Performance: Shows the model comparison table, ROC curves, confusion matrices, and a side-by-side LACE vs. XGBoost breakdown with the scoring components for the current patient.</w:t>
+        <w:t>•  Model Performance: Shows the model comparison table along with a summary of the dataset and methodology.</w:t>
       </w:r>
     </w:p>
     <w:p>
@@ -5932,7 +5932,7 @@
           <w:rFonts w:ascii="Times New Roman" w:hAnsi="Times New Roman"/>
           <w:sz w:val="24"/>
         </w:rPr>
-        <w:t>The dashboard is deployed on Streamlit Community Cloud and auto-deploys from the GitHub repository on every push, making it easy to keep the deployed version in sync with the code.</w:t>
+        <w:t>The dashboard is deployed on Streamlit Community Cloud and auto-deploys from the GitHub repository on every push, so the live version always matches the latest code.</w:t>
       </w:r>
     </w:p>
     <w:p>

--- a/200490453_Raj_Panchal_CS719_Final_Report.docx
+++ b/200490453_Raj_Panchal_CS719_Final_Report.docx
@@ -5881,7 +5881,7 @@
           <w:rFonts w:ascii="Times New Roman" w:hAnsi="Times New Roman"/>
           <w:sz w:val="24"/>
         </w:rPr>
-        <w:t>•  Risk Assessment: Users set patient parameters (age, medications, prior visits, diagnosis, etc.) using sliders and dropdowns, and the dashboard instantly displays the predicted readmission probability, risk level (Low/Medium/High), and a visual risk gauge.</w:t>
+        <w:t>•  Risk Assessment: Users set patient parameters (age, medications, prior visits, diagnosis, etc.) using sliders and dropdowns, and it shows the predicted readmission probability, risk level (Low/Medium/High), and a visual risk gauge.</w:t>
       </w:r>
     </w:p>
     <w:p>
@@ -5894,7 +5894,7 @@
           <w:rFonts w:ascii="Times New Roman" w:hAnsi="Times New Roman"/>
           <w:sz w:val="24"/>
         </w:rPr>
-        <w:t>•  Explainability and What-If: Shows which features are driving the prediction with z-score comparisons to the population average, and allows users to simulate "what-if" scenarios by adjusting individual features.</w:t>
+        <w:t>•  Explainability and What-If: Shows which features are driving the prediction with z-score comparisons to the population average, and lets you simulate "what-if" scenarios by adjusting individual features.</w:t>
       </w:r>
     </w:p>
     <w:p>

--- a/200490453_Raj_Panchal_CS719_Final_Report.docx
+++ b/200490453_Raj_Panchal_CS719_Final_Report.docx
@@ -2087,7 +2087,7 @@
           <w:i/>
           <w:sz w:val="22"/>
         </w:rPr>
-        <w:t>Fig 3. Dashboard output for a medium-risk patient: risk gauge (left) and feature profile compared to the population average (right).</w:t>
+        <w:t>Fig 3. Notebook output for a medium-risk patient: risk gauge (left) and feature profile compared to the population average (right).</w:t>
       </w:r>
     </w:p>
     <w:p>

--- a/200490453_Raj_Panchal_CS719_Final_Report.docx
+++ b/200490453_Raj_Panchal_CS719_Final_Report.docx
@@ -5932,7 +5932,7 @@
           <w:rFonts w:ascii="Times New Roman" w:hAnsi="Times New Roman"/>
           <w:sz w:val="24"/>
         </w:rPr>
-        <w:t>The dashboard is deployed on Streamlit Community Cloud and auto-deploys from the GitHub repository on every push, so the live version always matches the latest code.</w:t>
+        <w:t>The dashboard is deployed on Streamlit Community Cloud and auto-deploys from the GitHub repository on every push, so the live version always matches the latest code. The dashboard is accessible at: https://cs719rajpanchal200490453.streamlit.app/.</w:t>
       </w:r>
     </w:p>
     <w:p>

--- a/200490453_Raj_Panchal_CS719_Final_Report.docx
+++ b/200490453_Raj_Panchal_CS719_Final_Report.docx
@@ -5957,7 +5957,7 @@
           <w:rFonts w:ascii="Times New Roman" w:hAnsi="Times New Roman"/>
           <w:sz w:val="24"/>
         </w:rPr>
-        <w:t>The most directly comparable recent study is Guo et al. [2025], titled "Towards an Explainable Machine Learning Model to Reduce Readmission Risks for Diabetes Patients," published in Informatics in Medicine Unlocked. Their study used the same Diabetes 130-US Hospitals dataset and also focused on combining ML prediction with explainability techniques (PFI, PDP, and SHAP).</w:t>
+        <w:t>The closest recent study is Guo et al. [2025], titled "Towards an Explainable Machine Learning Model to Reduce Readmission Risks for Diabetes Patients," published in Informatics in Medicine Unlocked. Their study used the same Diabetes 130-US Hospitals dataset and also focused on combining ML prediction with explainability techniques (PFI, PDP, and SHAP).</w:t>
       </w:r>
     </w:p>
     <w:p>
@@ -6084,7 +6084,7 @@
           <w:rFonts w:ascii="Times New Roman" w:hAnsi="Times New Roman"/>
           <w:sz w:val="24"/>
         </w:rPr>
-        <w:t>•  Threshold optimization: My project explicitly optimized the classification threshold to maximize F1-score, which is critical for imbalanced datasets. Guo et al. reported accuracy and precision but did not discuss threshold tuning, which suggests they used the default 0.50 threshold.</w:t>
+        <w:t>•  Threshold optimization: My project explicitly optimized the classification threshold to maximize F1-score, which matters a lot for imbalanced data. Guo et al. reported accuracy and precision but did not discuss threshold tuning, which suggests they used the default 0.50 threshold.</w:t>
       </w:r>
     </w:p>
     <w:p>
@@ -6097,7 +6097,7 @@
           <w:rFonts w:ascii="Times New Roman" w:hAnsi="Times New Roman"/>
           <w:sz w:val="24"/>
         </w:rPr>
-        <w:t>•  LACE Index comparison: My project included a head-to-head comparison between the ML model and the LACE Index, a rule-based clinical tool. This comparison is not present in Guo et al. and provides practical context for how the ML approach compares to what hospitals already use.</w:t>
+        <w:t>•  LACE Index comparison: My project included a head-to-head comparison between the ML model and the LACE Index, a rule-based clinical tool. This comparison is not present in Guo et al. and shows how the ML approach stacks up against what hospitals already use.</w:t>
       </w:r>
     </w:p>
     <w:p>
@@ -6135,7 +6135,7 @@
           <w:rFonts w:ascii="Times New Roman" w:hAnsi="Times New Roman"/>
           <w:sz w:val="24"/>
         </w:rPr>
-        <w:t>Overall, both projects reach the same fundamental conclusion: prior inpatient visits and discharge disposition are the strongest predictors of 30-day readmission for diabetic patients, and explainability techniques like PFI and PDP provide clinically meaningful insights into model behavior. My project adds practical value through threshold tuning, the LACE benchmark, and an interactive deployment.</w:t>
+        <w:t>In the end, both projects found the same thing: prior inpatient visits and discharge disposition are the strongest predictors of 30-day readmission for diabetic patients, and explainability techniques like PFI and PDP help explain what the model is actually doing. My project goes further with threshold tuning, the LACE benchmark, and an interactive deployment.</w:t>
       </w:r>
     </w:p>
     <w:p>

--- a/200490453_Raj_Panchal_CS719_Final_Report.docx
+++ b/200490453_Raj_Panchal_CS719_Final_Report.docx
@@ -5974,27 +5974,26 @@
     </w:p>
     <w:p>
       <w:pPr>
-        <w:spacing w:after="60"/>
+        <w:spacing w:after="120"/>
       </w:pPr>
       <w:r>
         <w:rPr>
           <w:rFonts w:ascii="Times New Roman" w:hAnsi="Times New Roman"/>
           <w:sz w:val="24"/>
         </w:rPr>
-        <w:t>Similarities between my project and Guo et al. [2025]:</w:t>
-      </w:r>
-    </w:p>
-    <w:p>
-      <w:pPr>
-        <w:spacing w:after="60"/>
-        <w:ind w:left="720"/>
+        <w:t>Since both studies use the same dataset and the same target variable, some overlap is expected. Both identified number_inpatient as the top predictor, both used SMOTE for class imbalance, and both applied PFI and PDP for explainability. These shared results validate that the findings are consistent and reproducible.</w:t>
+      </w:r>
+    </w:p>
+    <w:p>
+      <w:pPr>
+        <w:spacing w:after="120"/>
       </w:pPr>
       <w:r>
         <w:rPr>
           <w:rFonts w:ascii="Times New Roman" w:hAnsi="Times New Roman"/>
           <w:sz w:val="24"/>
         </w:rPr>
-        <w:t>•  Same dataset (Diabetes 130-US Hospitals, UCI Repository).</w:t>
+        <w:t>That said, the two projects differ in several important ways:</w:t>
       </w:r>
     </w:p>
     <w:p>
@@ -6007,7 +6006,7 @@
           <w:rFonts w:ascii="Times New Roman" w:hAnsi="Times New Roman"/>
           <w:sz w:val="24"/>
         </w:rPr>
-        <w:t>•  Same top-ranked feature: number_inpatient was the most important predictor in both studies.</w:t>
+        <w:t>•  Evaluation metric and model choice: Guo et al. selected Bagging Random Forest based on accuracy (89%) and precision (67%). I selected XGBoost based on ROC-AUC (0.6648), which is a more reliable metric when one class heavily outnumbers the other, since accuracy can be misleading in that situation.</w:t>
       </w:r>
     </w:p>
     <w:p>
@@ -6020,7 +6019,7 @@
           <w:rFonts w:ascii="Times New Roman" w:hAnsi="Times New Roman"/>
           <w:sz w:val="24"/>
         </w:rPr>
-        <w:t>•  Both used PFI and PDP for explainability, and both found consistent results between the two techniques.</w:t>
+        <w:t>•  Number of classifiers and sampling strategies: Guo et al. tested nine classifiers across three sampling strategies (no sampling, random oversampling, and SMOTE), giving a broader survey of techniques. I tested three classifiers (Logistic Regression, Random Forest, XGBoost) with SMOTE only, but spent more time on what happens after model selection.</w:t>
       </w:r>
     </w:p>
     <w:p>
@@ -6033,7 +6032,7 @@
           <w:rFonts w:ascii="Times New Roman" w:hAnsi="Times New Roman"/>
           <w:sz w:val="24"/>
         </w:rPr>
-        <w:t>•  Both applied SMOTE to handle the class imbalance problem.</w:t>
+        <w:t>•  Explainability techniques: Guo et al. used PFI, PDP, and SHAP. I used PFI and PDP but did not include SHAP. However, my dashboard includes a patient-level what-if analysis that serves a similar purpose: showing how changing a single feature affects the predicted risk for a specific patient.</w:t>
       </w:r>
     </w:p>
     <w:p>
@@ -6046,19 +6045,20 @@
           <w:rFonts w:ascii="Times New Roman" w:hAnsi="Times New Roman"/>
           <w:sz w:val="24"/>
         </w:rPr>
-        <w:t>•  Both confirmed that discharge_disposition_id is among the top predictive features.</w:t>
+        <w:t>•  Threshold optimization: I swept thresholds from 0.05 to 0.95 and selected 0.20 to maximize F1-score, which improved recall from 4% to 35%. Guo et al. reported accuracy and precision but did not discuss threshold tuning, suggesting they used the default 0.50 cutoff.</w:t>
       </w:r>
     </w:p>
     <w:p>
       <w:pPr>
         <w:spacing w:after="60"/>
+        <w:ind w:left="720"/>
       </w:pPr>
       <w:r>
         <w:rPr>
           <w:rFonts w:ascii="Times New Roman" w:hAnsi="Times New Roman"/>
           <w:sz w:val="24"/>
         </w:rPr>
-        <w:t>Differences and contributions of my project:</w:t>
+        <w:t>•  LACE Index comparison: I ran a head-to-head comparison between XGBoost and the LACE Index on the same held-out test set (19,868 patients). This comparison is absent from Guo et al. and provides a practical reference point, since LACE is what many hospitals actually use today.</w:t>
       </w:r>
     </w:p>
     <w:p>
@@ -6071,7 +6071,7 @@
           <w:rFonts w:ascii="Times New Roman" w:hAnsi="Times New Roman"/>
           <w:sz w:val="24"/>
         </w:rPr>
-        <w:t>•  Model selection: Guo et al. selected Bagging Random Forest as their best model (89% accuracy, 67% precision), while I selected XGBoost. My model achieved 79% accuracy at the optimized threshold of 0.20, but this was a deliberate trade-off for much higher recall (35% vs. their unreported recall at the default threshold).</w:t>
+        <w:t>•  Deployment: I built and deployed a Streamlit web dashboard with real-time risk scoring, what-if analysis, and a live LACE comparison. Guo et al. did not include any deployment or user-facing component.</w:t>
       </w:r>
     </w:p>
     <w:p>
@@ -6084,58 +6084,19 @@
           <w:rFonts w:ascii="Times New Roman" w:hAnsi="Times New Roman"/>
           <w:sz w:val="24"/>
         </w:rPr>
-        <w:t>•  Threshold optimization: My project explicitly optimized the classification threshold to maximize F1-score, which matters a lot for imbalanced data. Guo et al. reported accuracy and precision but did not discuss threshold tuning, which suggests they used the default 0.50 threshold.</w:t>
-      </w:r>
-    </w:p>
-    <w:p>
-      <w:pPr>
-        <w:spacing w:after="60"/>
-        <w:ind w:left="720"/>
+        <w:t>•  Second-ranked feature: My PFI ranked discharge_disposition_id as the second most important feature, while Guo et al. found number_emergency in that position. Both are clinically reasonable, but the difference likely comes from the different models and preprocessing choices.</w:t>
+      </w:r>
+    </w:p>
+    <w:p>
+      <w:pPr>
+        <w:spacing w:after="120"/>
       </w:pPr>
       <w:r>
         <w:rPr>
           <w:rFonts w:ascii="Times New Roman" w:hAnsi="Times New Roman"/>
           <w:sz w:val="24"/>
         </w:rPr>
-        <w:t>•  LACE Index comparison: My project included a head-to-head comparison between the ML model and the LACE Index, a rule-based clinical tool. This comparison is not present in Guo et al. and shows how the ML approach stacks up against what hospitals already use.</w:t>
-      </w:r>
-    </w:p>
-    <w:p>
-      <w:pPr>
-        <w:spacing w:after="60"/>
-        <w:ind w:left="720"/>
-      </w:pPr>
-      <w:r>
-        <w:rPr>
-          <w:rFonts w:ascii="Times New Roman" w:hAnsi="Times New Roman"/>
-          <w:sz w:val="24"/>
-        </w:rPr>
-        <w:t>•  Interactive dashboard: I deployed the model as a Streamlit web application with real-time prediction, what-if analysis, and LACE scoring. Guo et al. did not include a deployment or interface component.</w:t>
-      </w:r>
-    </w:p>
-    <w:p>
-      <w:pPr>
-        <w:spacing w:after="60"/>
-        <w:ind w:left="720"/>
-      </w:pPr>
-      <w:r>
-        <w:rPr>
-          <w:rFonts w:ascii="Times New Roman" w:hAnsi="Times New Roman"/>
-          <w:sz w:val="24"/>
-        </w:rPr>
-        <w:t>•  Scope: Guo et al. tested nine classifiers with multiple feature selection methods, giving a broader survey of techniques. My project used three classifiers but went deeper on threshold optimization, clinical baseline comparison, and deployment.</w:t>
-      </w:r>
-    </w:p>
-    <w:p>
-      <w:pPr>
-        <w:spacing w:after="120"/>
-      </w:pPr>
-      <w:r>
-        <w:rPr>
-          <w:rFonts w:ascii="Times New Roman" w:hAnsi="Times New Roman"/>
-          <w:sz w:val="24"/>
-        </w:rPr>
-        <w:t>In the end, both projects found the same thing: prior inpatient visits and discharge disposition are the strongest predictors of 30-day readmission for diabetic patients, and explainability techniques like PFI and PDP help explain what the model is actually doing. My project goes further with threshold tuning, the LACE benchmark, and an interactive deployment.</w:t>
+        <w:t>In short, both projects confirm that prior inpatient visits and discharge disposition are the strongest predictors of 30-day readmission, and that PFI and PDP are effective for explaining model decisions. My project goes further with threshold tuning, the LACE benchmark, and a deployed dashboard.</w:t>
       </w:r>
     </w:p>
     <w:p>

--- a/200490453_Raj_Panchal_CS719_Final_Report.docx
+++ b/200490453_Raj_Panchal_CS719_Final_Report.docx
@@ -5969,7 +5969,7 @@
           <w:rFonts w:ascii="Times New Roman" w:hAnsi="Times New Roman"/>
           <w:sz w:val="24"/>
         </w:rPr>
-        <w:t>Their best model was a Bagging Random Forest, which achieved 89% accuracy and 67% precision. They tested nine classifiers (KNN, LR, Naive Bayes, LDA, QDA, AdaBoost, XGBoost, Decision Tree, and RF-Bagging) and compared three sampling strategies (none, random oversampling, and SMOTE). Their permutation importance results identified number_inpatient and number_emergency as the two most critical features, and their PDP plots showed a monotonically increasing relationship between number_inpatient and readmission probability.</w:t>
+        <w:t>Their best model was a Bagging Random Forest, which achieved 89% accuracy and 67% precision. They tested nine classifiers (KNN, LR, Naive Bayes, LDA, QDA, AdaBoost, XGBoost, Decision Tree, and RF-Bagging) and compared three sampling strategies (none, random oversampling, and SMOTE). Their permutation importance results identified number_inpatient and number_emergency as the two most critical features, and their PDP plots showed a steady increase between number_inpatient and readmission probability.</w:t>
       </w:r>
     </w:p>
     <w:p>
@@ -5981,7 +5981,7 @@
           <w:rFonts w:ascii="Times New Roman" w:hAnsi="Times New Roman"/>
           <w:sz w:val="24"/>
         </w:rPr>
-        <w:t>Since both studies use the same dataset and the same target variable, some overlap is expected. Both identified number_inpatient as the top predictor, both used SMOTE for class imbalance, and both applied PFI and PDP for explainability. These shared results validate that the findings are consistent and reproducible.</w:t>
+        <w:t>Since both studies use the same dataset and the same target variable, some overlap is expected. Both identified number_inpatient as the top predictor, both used SMOTE for class imbalance, and both applied PFI and PDP for explainability. This overlap makes sense given the shared dataset and confirms that the results hold up.</w:t>
       </w:r>
     </w:p>
     <w:p>
@@ -6032,7 +6032,7 @@
           <w:rFonts w:ascii="Times New Roman" w:hAnsi="Times New Roman"/>
           <w:sz w:val="24"/>
         </w:rPr>
-        <w:t>•  Explainability techniques: Guo et al. used PFI, PDP, and SHAP. I used PFI and PDP but did not include SHAP. However, my dashboard includes a patient-level what-if analysis that serves a similar purpose: showing how changing a single feature affects the predicted risk for a specific patient.</w:t>
+        <w:t>•  Explainability techniques: Guo et al. used PFI, PDP, and SHAP. I used PFI and PDP but did not include SHAP. However, my dashboard includes a patient-level what-if analysis that does something similar — it shows how changing one feature shifts the risk for a given patient.</w:t>
       </w:r>
     </w:p>
     <w:p>
@@ -6084,7 +6084,7 @@
           <w:rFonts w:ascii="Times New Roman" w:hAnsi="Times New Roman"/>
           <w:sz w:val="24"/>
         </w:rPr>
-        <w:t>•  Second-ranked feature: My PFI ranked discharge_disposition_id as the second most important feature, while Guo et al. found number_emergency in that position. Both are clinically reasonable, but the difference likely comes from the different models and preprocessing choices.</w:t>
+        <w:t>•  Second-ranked feature: My PFI ranked discharge_disposition_id as the second most important feature, while Guo et al. found number_emergency in that position. Both make clinical sense, and the difference is probably due to the different models and preprocessing steps.</w:t>
       </w:r>
     </w:p>
     <w:p>
@@ -6096,7 +6096,7 @@
           <w:rFonts w:ascii="Times New Roman" w:hAnsi="Times New Roman"/>
           <w:sz w:val="24"/>
         </w:rPr>
-        <w:t>In short, both projects confirm that prior inpatient visits and discharge disposition are the strongest predictors of 30-day readmission, and that PFI and PDP are effective for explaining model decisions. My project goes further with threshold tuning, the LACE benchmark, and a deployed dashboard.</w:t>
+        <w:t>In short, both projects confirm that prior inpatient visits and discharge disposition are the strongest predictors of 30-day readmission, and that PFI and PDP work well for understanding what the model is doing. My project goes further with threshold tuning, the LACE benchmark, and a deployed dashboard.</w:t>
       </w:r>
     </w:p>
     <w:p>

--- a/200490453_Raj_Panchal_CS719_Final_Report.docx
+++ b/200490453_Raj_Panchal_CS719_Final_Report.docx
@@ -6126,7 +6126,7 @@
           <w:rFonts w:ascii="Times New Roman" w:hAnsi="Times New Roman"/>
           <w:sz w:val="24"/>
         </w:rPr>
-        <w:t>This project set out to predict 30-day hospital readmission for diabetic patients and make those predictions explainable. Looking back at the goals described in Section 1, here is what was accomplished:</w:t>
+        <w:t>This project set out to predict 30-day hospital readmission for diabetic patients and make those predictions explainable. Looking back at the goals described in Section 1, here is how it went:</w:t>
       </w:r>
     </w:p>
     <w:p>
@@ -6138,7 +6138,7 @@
           <w:rFonts w:ascii="Times New Roman" w:hAnsi="Times New Roman"/>
           <w:sz w:val="24"/>
         </w:rPr>
-        <w:t>I built a complete, end-to-end machine learning pipeline using the Diabetes 130-US Hospitals dataset (101,766 encounters). After data cleaning, feature engineering, one-hot encoding, and SMOTE balancing, I trained and tuned three classifiers using GridSearchCV. XGBoost was selected as the best model with a test ROC-AUC of 0.6648. Threshold optimization moved the classification boundary from 0.50 to 0.20, increasing recall from 4% to 35%, which means the model now catches about nine times more actual readmissions than it did at the default threshold.</w:t>
+        <w:t>I built a full machine learning pipeline using the Diabetes 130-US Hospitals dataset (101,766 encounters). After data cleaning, feature engineering, one-hot encoding, and SMOTE balancing, I trained and tuned three classifiers using GridSearchCV. XGBoost was selected as the best model with a test ROC-AUC of 0.6648. Threshold optimization moved the classification boundary from 0.50 to 0.20, increasing recall from 4% to 35%, which means the model now catches about nine times more actual readmissions than it did at the default threshold.</w:t>
       </w:r>
     </w:p>
     <w:p>
@@ -6150,7 +6150,7 @@
           <w:rFonts w:ascii="Times New Roman" w:hAnsi="Times New Roman"/>
           <w:sz w:val="24"/>
         </w:rPr>
-        <w:t>The explainability analysis using PFI and PDP identified prior inpatient visits (number_inpatient) and discharge disposition (discharge_disposition_id) as the two most important features. These findings are clinically intuitive: patients who have been hospitalized before are more likely to come back, and where a patient goes after discharge (home, skilled nursing facility, etc.) strongly affects their readmission risk. These results are consistent with the findings of Guo et al. [2025], who independently identified the same top features using the same dataset.</w:t>
+        <w:t>The explainability analysis using PFI and PDP identified prior inpatient visits (number_inpatient) and discharge disposition (discharge_disposition_id) as the two most important features. This makes sense clinically: patients who have been hospitalized before are more likely to come back, and where a patient goes after discharge (home, skilled nursing facility, etc.) strongly affects their readmission risk. This lines up with Guo et al. [2025], who independently identified the same top features using the same dataset.</w:t>
       </w:r>
     </w:p>
     <w:p>
@@ -6162,7 +6162,7 @@
           <w:rFonts w:ascii="Times New Roman" w:hAnsi="Times New Roman"/>
           <w:sz w:val="24"/>
         </w:rPr>
-        <w:t>The LACE Index comparison showed that XGBoost outperformed the rule-based clinical tool on ROC-AUC (0.6648 vs. 0.5585), Recall (35.2% vs. 2.1%), and F1-Score (0.2769 vs. 0.0378). LACE showed higher raw accuracy (87.95% vs. 79.08%), but this is the accuracy paradox: with only 1.1% of patients flagged as high risk, LACE gets most predictions right by barely flagging anyone. The comparison confirms that ML models with richer feature sets provide better discriminative power, while LACE retains value for its simplicity and ease of use.</w:t>
+        <w:t>The LACE Index comparison showed that XGBoost outperformed the rule-based clinical tool on ROC-AUC (0.6648 vs. 0.5585), Recall (35.2% vs. 2.1%), and F1-Score (0.2769 vs. 0.0378). LACE showed higher raw accuracy (87.95% vs. 79.08%), but this is the accuracy paradox: with only 1.1% of patients flagged as high risk, LACE gets most predictions right by barely flagging anyone. This shows that an ML model with more features can separate the classes better, but LACE is still useful because it is simple and easy to use.</w:t>
       </w:r>
     </w:p>
     <w:p>

--- a/200490453_Raj_Panchal_CS719_Final_Report.docx
+++ b/200490453_Raj_Panchal_CS719_Final_Report.docx
@@ -6204,7 +6204,7 @@
           <w:rFonts w:ascii="Times New Roman" w:hAnsi="Times New Roman"/>
           <w:sz w:val="24"/>
         </w:rPr>
-        <w:t>While this project achieved its stated goals, there are several directions for improvement and extension:</w:t>
+        <w:t>The project met its goals, but there are a few areas that could be improved or extended:</w:t>
       </w:r>
     </w:p>
     <w:p>
@@ -6268,7 +6268,7 @@
           <w:rFonts w:ascii="Times New Roman" w:hAnsi="Times New Roman"/>
           <w:sz w:val="24"/>
         </w:rPr>
-        <w:t>•  The ROC-AUC of 0.6648 is moderate. This is consistent with the broader literature on readmission prediction, where Ho et al. [as cited in Guo et al., 2025] reported a median AUC of 0.68 across 43 U.S.-based studies. Readmission is influenced by many factors not captured in structured EHR data, such as social determinants of health, patient compliance, and family support.</w:t>
+        <w:t>•  The ROC-AUC of 0.6648 is moderate. This is in line with other readmission studies, where Ho et al. [as cited in Guo et al., 2025] reported a median AUC of 0.68 across 43 U.S.-based studies. Readmission is influenced by many factors not captured in structured EHR data, such as social determinants of health, patient compliance, and family support.</w:t>
       </w:r>
     </w:p>
     <w:p>
@@ -6306,7 +6306,7 @@
           <w:rFonts w:ascii="Times New Roman" w:hAnsi="Times New Roman"/>
           <w:sz w:val="24"/>
         </w:rPr>
-        <w:t>•  The dashboard currently requires manual input of patient parameters. Integrating it with a hospital's Electronic Health Record (EHR) system via an API would make it more practical for real-time clinical use.</w:t>
+        <w:t>•  The dashboard currently requires manual input of patient parameters. Integrating it with a hospital's Electronic Health Record (EHR) system via an API would make it easier to use in a real hospital setting.</w:t>
       </w:r>
     </w:p>
     <w:p>
@@ -6370,7 +6370,7 @@
           <w:rFonts w:ascii="Times New Roman" w:hAnsi="Times New Roman"/>
           <w:sz w:val="24"/>
         </w:rPr>
-        <w:t>•  Subgroup analysis: Breaking down model performance by age group, race, or diagnosis type could reveal fairness issues or subpopulations where the model performs differently.</w:t>
+        <w:t>•  Subgroup analysis: Breaking down model performance by age group, race, or diagnosis type could show whether the model works better for some groups than others.</w:t>
       </w:r>
     </w:p>
     <w:p>

--- a/200490453_Raj_Panchal_CS719_Final_Report.docx
+++ b/200490453_Raj_Panchal_CS719_Final_Report.docx
@@ -6268,7 +6268,7 @@
           <w:rFonts w:ascii="Times New Roman" w:hAnsi="Times New Roman"/>
           <w:sz w:val="24"/>
         </w:rPr>
-        <w:t>•  The ROC-AUC of 0.6648 is moderate. This is in line with other readmission studies, where Ho et al. [as cited in Guo et al., 2025] reported a median AUC of 0.68 across 43 U.S.-based studies. Readmission is influenced by many factors not captured in structured EHR data, such as social determinants of health, patient compliance, and family support.</w:t>
+        <w:t>•  The ROC-AUC of 0.6648 is moderate. This is in line with other readmission studies, where Huang et al. [2022] reported a median AUC of 0.68 across 43 U.S.-based studies. Readmission is influenced by many factors not captured in structured EHR data, such as social determinants of health, patient compliance, and family support.</w:t>
       </w:r>
     </w:p>
     <w:p>

--- a/200490453_Raj_Panchal_CS719_Final_Report.docx
+++ b/200490453_Raj_Panchal_CS719_Final_Report.docx
@@ -6178,6 +6178,18 @@
       </w:r>
     </w:p>
     <w:p>
+      <w:pPr>
+        <w:spacing w:after="120"/>
+      </w:pPr>
+      <w:r>
+        <w:rPr>
+          <w:rFonts w:ascii="Times New Roman" w:hAnsi="Times New Roman"/>
+          <w:sz w:val="24"/>
+        </w:rPr>
+        <w:t>It is worth noting that the ROC-AUC of 0.6648, while moderate, is in line with the broader literature. Huang et al. [2022] reviewed 43 U.S.-based readmission studies and reported a median AUC of 0.68. Readmission depends on many factors not captured in structured hospital data, such as social support, patient compliance, and living conditions, so there is a ceiling on how well any model trained on EHR data alone can perform.</w:t>
+      </w:r>
+    </w:p>
+    <w:p>
       <w:r>
         <w:br w:type="page"/>
       </w:r>
@@ -6216,7 +6228,7 @@
           <w:rFonts w:ascii="Times New Roman" w:hAnsi="Times New Roman"/>
           <w:sz w:val="24"/>
         </w:rPr>
-        <w:t>Limitations of the existing approach:</w:t>
+        <w:t>Constraints of the dataset and problem:</w:t>
       </w:r>
     </w:p>
     <w:p>
@@ -6229,7 +6241,7 @@
           <w:rFonts w:ascii="Times New Roman" w:hAnsi="Times New Roman"/>
           <w:sz w:val="24"/>
         </w:rPr>
-        <w:t>•  The dataset covers 1999 to 2008. Clinical practices, medications, and coding standards have changed significantly since then. Validating the model on more recent data would be important before any real clinical deployment.</w:t>
+        <w:t>•  The dataset covers 1999 to 2008. Clinical practices, medications, and coding standards have changed a lot since then. Validating the model on more recent data would be important before any real clinical deployment.</w:t>
       </w:r>
     </w:p>
     <w:p>
@@ -6255,71 +6267,7 @@
           <w:rFonts w:ascii="Times New Roman" w:hAnsi="Times New Roman"/>
           <w:sz w:val="24"/>
         </w:rPr>
-        <w:t>•  The Charlson Comorbidity Index for the LACE comparison was approximated from the encoded diagnosis columns, not computed from the full ICD-9 code list. A dataset with actual CCI values would allow a more precise LACE comparison.</w:t>
-      </w:r>
-    </w:p>
-    <w:p>
-      <w:pPr>
-        <w:spacing w:after="60"/>
-        <w:ind w:left="720"/>
-      </w:pPr>
-      <w:r>
-        <w:rPr>
-          <w:rFonts w:ascii="Times New Roman" w:hAnsi="Times New Roman"/>
-          <w:sz w:val="24"/>
-        </w:rPr>
-        <w:t>•  The ROC-AUC of 0.6648 is moderate. This is in line with other readmission studies, where Huang et al. [2022] reported a median AUC of 0.68 across 43 U.S.-based studies. Readmission is influenced by many factors not captured in structured EHR data, such as social determinants of health, patient compliance, and family support.</w:t>
-      </w:r>
-    </w:p>
-    <w:p>
-      <w:pPr>
-        <w:spacing w:after="60"/>
-      </w:pPr>
-      <w:r>
-        <w:rPr>
-          <w:rFonts w:ascii="Times New Roman" w:hAnsi="Times New Roman"/>
-          <w:sz w:val="24"/>
-        </w:rPr>
-        <w:t>Limitations of the implementation:</w:t>
-      </w:r>
-    </w:p>
-    <w:p>
-      <w:pPr>
-        <w:spacing w:after="60"/>
-        <w:ind w:left="720"/>
-      </w:pPr>
-      <w:r>
-        <w:rPr>
-          <w:rFonts w:ascii="Times New Roman" w:hAnsi="Times New Roman"/>
-          <w:sz w:val="24"/>
-        </w:rPr>
-        <w:t>•  The project used PFI and PDP for explainability. Adding SHAP (SHapley Additive exPlanations) would provide instance-level explanations showing how each feature pushes a specific patient's prediction up or down, which Guo et al. [2025] found to be complementary to PFI and PDP.</w:t>
-      </w:r>
-    </w:p>
-    <w:p>
-      <w:pPr>
-        <w:spacing w:after="60"/>
-        <w:ind w:left="720"/>
-      </w:pPr>
-      <w:r>
-        <w:rPr>
-          <w:rFonts w:ascii="Times New Roman" w:hAnsi="Times New Roman"/>
-          <w:sz w:val="24"/>
-        </w:rPr>
-        <w:t>•  The dashboard currently requires manual input of patient parameters. Integrating it with a hospital's Electronic Health Record (EHR) system via an API would make it easier to use in a real hospital setting.</w:t>
-      </w:r>
-    </w:p>
-    <w:p>
-      <w:pPr>
-        <w:spacing w:after="60"/>
-        <w:ind w:left="720"/>
-      </w:pPr>
-      <w:r>
-        <w:rPr>
-          <w:rFonts w:ascii="Times New Roman" w:hAnsi="Times New Roman"/>
-          <w:sz w:val="24"/>
-        </w:rPr>
-        <w:t>•  Only three classifiers were tested. Trying additional models such as LightGBM, CatBoost, or neural network approaches could potentially improve performance.</w:t>
+        <w:t>•  The Charlson Comorbidity Index for the LACE comparison was approximated from the encoded diagnosis columns, not computed from the full ICD-9 code list. A dataset with actual CCI values would give a more accurate LACE comparison.</w:t>
       </w:r>
     </w:p>
     <w:p>
@@ -6332,6 +6280,19 @@
           <w:sz w:val="24"/>
         </w:rPr>
         <w:t>Possible extensions:</w:t>
+      </w:r>
+    </w:p>
+    <w:p>
+      <w:pPr>
+        <w:spacing w:after="60"/>
+        <w:ind w:left="720"/>
+      </w:pPr>
+      <w:r>
+        <w:rPr>
+          <w:rFonts w:ascii="Times New Roman" w:hAnsi="Times New Roman"/>
+          <w:sz w:val="24"/>
+        </w:rPr>
+        <w:t>•  EHR integration: The dashboard currently requires manual input of patient parameters. Connecting it to a hospital's Electronic Health Record system via an API would make it usable in a real clinical workflow without manual data entry.</w:t>
       </w:r>
     </w:p>
     <w:p>

--- a/200490453_Raj_Panchal_CS719_Final_Report.docx
+++ b/200490453_Raj_Panchal_CS719_Final_Report.docx
@@ -6322,19 +6322,6 @@
       </w:r>
     </w:p>
     <w:p>
-      <w:pPr>
-        <w:spacing w:after="60"/>
-        <w:ind w:left="720"/>
-      </w:pPr>
-      <w:r>
-        <w:rPr>
-          <w:rFonts w:ascii="Times New Roman" w:hAnsi="Times New Roman"/>
-          <w:sz w:val="24"/>
-        </w:rPr>
-        <w:t>•  Subgroup analysis: Breaking down model performance by age group, race, or diagnosis type could show whether the model works better for some groups than others.</w:t>
-      </w:r>
-    </w:p>
-    <w:p>
       <w:r>
         <w:br w:type="page"/>
       </w:r>

--- a/200490453_Raj_Panchal_CS719_Final_Report.docx
+++ b/200490453_Raj_Panchal_CS719_Final_Report.docx
@@ -6426,7 +6426,7 @@
           <w:rFonts w:ascii="Times New Roman" w:hAnsi="Times New Roman"/>
           <w:sz w:val="22"/>
         </w:rPr>
-        <w:t>[6] Soliman, A., Agvall, B., Etminani, K., Hamed, O., and Lingman, M. (2023). The Price of Explainability in Machine Learning Models for 100-Day Readmission Prediction in Heart Failure: Retrospective, Comparative, Machine Learning Study. Journal of Medical Internet Research, 25, e44357. https://doi.org/10.2196/44357</w:t>
+        <w:t>[6] Huang, Y., Talwar, A., Chatterjee, S., and Aparasu, R.R. (2022). Application of Machine Learning in Predicting Hospital Readmissions: A Scoping Review of the Literature. BMC Medical Research Methodology, 22, 96. https://doi.org/10.1186/s12874-022-01558-0</w:t>
       </w:r>
     </w:p>
     <w:p>
@@ -6439,7 +6439,7 @@
           <w:rFonts w:ascii="Times New Roman" w:hAnsi="Times New Roman"/>
           <w:sz w:val="22"/>
         </w:rPr>
-        <w:t>[7] Alnazari, N., Alanazi, O.I., Alosaimi, M.O., et al. (2025). Development of Explainable Artificial Intelligence Based Machine Learning Model for Predicting 30-Day Hospital Readmission after Renal Transplantation. BMC Nephrology, 26, 128. https://doi.org/10.1186/s12882-025-04128-w</w:t>
+        <w:t>[7] Molnar, C. (2022). Interpretable Machine Learning: A Guide for Making Black Box Models Explainable (2nd ed.). Available at: https://christophm.github.io/interpretable-ml-book/</w:t>
       </w:r>
     </w:p>
     <w:p>
@@ -6452,7 +6452,7 @@
           <w:rFonts w:ascii="Times New Roman" w:hAnsi="Times New Roman"/>
           <w:sz w:val="22"/>
         </w:rPr>
-        <w:t>[8] Gao, X., Alam, S., Shi, P., Dexter, F., and Kong, N. (2023). Interpretable Machine Learning Models for Hospital Readmission Prediction: A Two-Step Extracted Regression Tree Approach. BMC Medical Informatics and Decision Making, 23, 104. https://doi.org/10.1186/s12911-023-02193-5</w:t>
+        <w:t>[8] Pedregosa, F., Varoquaux, G., Gramfort, A., et al. (2011). Scikit-learn: Machine Learning in Python. Journal of Machine Learning Research, 12, 2825-2830. Available at: https://scikit-learn.org/stable/</w:t>
       </w:r>
     </w:p>
     <w:p>
@@ -6465,98 +6465,7 @@
           <w:rFonts w:ascii="Times New Roman" w:hAnsi="Times New Roman"/>
           <w:sz w:val="22"/>
         </w:rPr>
-        <w:t>[9] Huang, Y., Talwar, A., Chatterjee, S., and Aparasu, R.R. (2022). Application of Machine Learning in Predicting Hospital Readmissions: A Scoping Review of the Literature. BMC Medical Research Methodology, 22, 96. https://doi.org/10.1186/s12874-022-01558-0</w:t>
-      </w:r>
-    </w:p>
-    <w:p>
-      <w:pPr>
-        <w:spacing w:after="80"/>
-        <w:ind w:left="576" w:hanging="576"/>
-      </w:pPr>
-      <w:r>
-        <w:rPr>
-          <w:rFonts w:ascii="Times New Roman" w:hAnsi="Times New Roman"/>
-          <w:sz w:val="22"/>
-        </w:rPr>
-        <w:t>[10] Molnar, C. (2022). Interpretable Machine Learning: A Guide for Making Black Box Models Explainable (2nd ed.). Available at: https://christophm.github.io/interpretable-ml-book/</w:t>
-      </w:r>
-    </w:p>
-    <w:p>
-      <w:pPr>
-        <w:spacing w:after="80"/>
-        <w:ind w:left="576" w:hanging="576"/>
-      </w:pPr>
-      <w:r>
-        <w:rPr>
-          <w:rFonts w:ascii="Times New Roman" w:hAnsi="Times New Roman"/>
-          <w:sz w:val="22"/>
-        </w:rPr>
-        <w:t>[11] Pedregosa, F., Varoquaux, G., Gramfort, A., et al. (2011). Scikit-learn: Machine Learning in Python. Journal of Machine Learning Research, 12, 2825-2830. Available at: https://scikit-learn.org/stable/</w:t>
-      </w:r>
-    </w:p>
-    <w:p>
-      <w:pPr>
-        <w:spacing w:after="80"/>
-        <w:ind w:left="576" w:hanging="576"/>
-      </w:pPr>
-      <w:r>
-        <w:rPr>
-          <w:rFonts w:ascii="Times New Roman" w:hAnsi="Times New Roman"/>
-          <w:sz w:val="22"/>
-        </w:rPr>
-        <w:t>[12] XGBoost Documentation. Available at: https://xgboost.readthedocs.io/en/stable/</w:t>
-      </w:r>
-    </w:p>
-    <w:p>
-      <w:pPr>
-        <w:spacing w:after="80"/>
-        <w:ind w:left="576" w:hanging="576"/>
-      </w:pPr>
-      <w:r>
-        <w:rPr>
-          <w:rFonts w:ascii="Times New Roman" w:hAnsi="Times New Roman"/>
-          <w:sz w:val="22"/>
-        </w:rPr>
-        <w:t>[13] Streamlit Documentation. Available at: https://docs.streamlit.io/</w:t>
-      </w:r>
-    </w:p>
-    <w:p>
-      <w:pPr>
-        <w:spacing w:after="80"/>
-        <w:ind w:left="576" w:hanging="576"/>
-      </w:pPr>
-      <w:r>
-        <w:rPr>
-          <w:rFonts w:ascii="Times New Roman" w:hAnsi="Times New Roman"/>
-          <w:sz w:val="22"/>
-        </w:rPr>
-        <w:t>[14] Matplotlib Documentation. Available at: https://matplotlib.org/stable/contents.html</w:t>
-      </w:r>
-    </w:p>
-    <w:p>
-      <w:pPr>
-        <w:spacing w:after="80"/>
-        <w:ind w:left="576" w:hanging="576"/>
-      </w:pPr>
-      <w:r>
-        <w:rPr>
-          <w:rFonts w:ascii="Times New Roman" w:hAnsi="Times New Roman"/>
-          <w:sz w:val="22"/>
-        </w:rPr>
-        <w:t>[15] Seaborn Documentation. Available at: https://seaborn.pydata.org/</w:t>
-      </w:r>
-    </w:p>
-    <w:p>
-      <w:pPr>
-        <w:spacing w:after="80"/>
-        <w:ind w:left="576" w:hanging="576"/>
-      </w:pPr>
-      <w:r>
-        <w:rPr>
-          <w:rFonts w:ascii="Times New Roman" w:hAnsi="Times New Roman"/>
-          <w:sz w:val="22"/>
-        </w:rPr>
-        <w:t>[16] Breiman, L. (2001). Random Forests. Machine Learning, 45(1), 5-32. https://doi.org/10.1023/A:1010933404324</w:t>
+        <w:t>[9] Breiman, L. (2001). Random Forests. Machine Learning, 45(1), 5-32. https://doi.org/10.1023/A:1010933404324</w:t>
       </w:r>
     </w:p>
     <w:sectPr>

--- a/200490453_Raj_Panchal_CS719_Final_Report.docx
+++ b/200490453_Raj_Panchal_CS719_Final_Report.docx
@@ -1718,7 +1718,7 @@
           <w:rFonts w:ascii="Times New Roman" w:hAnsi="Times New Roman"/>
           <w:sz w:val="24"/>
         </w:rPr>
-        <w:t>The default classification threshold of 0.50 resulted in very low recall (only 4% of actual readmissions detected). I swept thresholds from 0.01 to 0.99 and found that a threshold of 0.20 maximized the F1-score, improving recall to 35% while keeping precision at 23%.</w:t>
+        <w:t>The default classification threshold of 0.50 resulted in very low recall (only 4% of actual readmissions detected). I swept thresholds from 0.05 to 0.95 and found that a threshold of 0.20 maximized the F1-score, improving recall to 35% while keeping precision at 23%.</w:t>
       </w:r>
     </w:p>
     <w:p>
@@ -6186,7 +6186,7 @@
           <w:rFonts w:ascii="Times New Roman" w:hAnsi="Times New Roman"/>
           <w:sz w:val="24"/>
         </w:rPr>
-        <w:t>It is worth noting that the ROC-AUC of 0.6648, while moderate, is in line with the broader literature. Huang et al. [2022] reviewed 43 U.S.-based readmission studies and reported a median AUC of 0.68. Readmission depends on many factors not captured in structured hospital data, such as social support, patient compliance, and living conditions, so there is a ceiling on how well any model trained on EHR data alone can perform.</w:t>
+        <w:t>The ROC-AUC of 0.6648, while moderate, is in line with the broader literature. Huang et al. [2021] reviewed 43 U.S.-based readmission studies and reported a median AUC of 0.68. Readmission depends on many factors not captured in structured hospital data, such as social support, patient compliance, and living conditions, so there is a ceiling on how well any model trained on EHR data alone can perform.</w:t>
       </w:r>
     </w:p>
     <w:p>
@@ -6426,7 +6426,7 @@
           <w:rFonts w:ascii="Times New Roman" w:hAnsi="Times New Roman"/>
           <w:sz w:val="22"/>
         </w:rPr>
-        <w:t>[6] Huang, Y., Talwar, A., Chatterjee, S., and Aparasu, R.R. (2022). Application of Machine Learning in Predicting Hospital Readmissions: A Scoping Review of the Literature. BMC Medical Research Methodology, 22, 96. https://doi.org/10.1186/s12874-022-01558-0</w:t>
+        <w:t>[6] Huang, Y., Talwar, A., Chatterjee, S., and Aparasu, R.R. (2021). Application of Machine Learning in Predicting Hospital Readmissions: A Scoping Review of the Literature. BMC Medical Research Methodology, 21, 96. https://doi.org/10.1186/s12874-021-01284-z</w:t>
       </w:r>
     </w:p>
     <w:p>

--- a/200490453_Raj_Panchal_CS719_Final_Report.docx
+++ b/200490453_Raj_Panchal_CS719_Final_Report.docx
@@ -5932,8 +5932,18 @@
           <w:rFonts w:ascii="Times New Roman" w:hAnsi="Times New Roman"/>
           <w:sz w:val="24"/>
         </w:rPr>
-        <w:t>The dashboard is deployed on Streamlit Community Cloud and auto-deploys from the GitHub repository on every push, so the live version always matches the latest code. The dashboard is accessible at: https://cs719rajpanchal200490453.streamlit.app/.</w:t>
-      </w:r>
+        <w:t>The dashboard is deployed on Streamlit Community Cloud and auto-deploys from the GitHub repository on every push, so the live version always matches the latest code. The dashboard is accessible at: .</w:t>
+      </w:r>
+      <w:hyperlink r:id="rId22">
+        <w:r>
+          <w:rPr>
+            <w:rStyle w:val="Hyperlink"/>
+            <w:rFonts w:ascii="Times New Roman" w:hAnsi="Times New Roman"/>
+            <w:sz w:val="24"/>
+          </w:rPr>
+          <w:t xml:space="preserve">https://cs719rajpanchal200490453.streamlit.app/</w:t>
+        </w:r>
+      </w:hyperlink>
     </w:p>
     <w:p>
       <w:pPr>
@@ -6361,8 +6371,18 @@
           <w:rFonts w:ascii="Times New Roman" w:hAnsi="Times New Roman"/>
           <w:sz w:val="22"/>
         </w:rPr>
-        <w:t>[1] Strack, B., DeShazo, J.P., Gennings, C., Olmo, J.L., Ventura, S., Cios, K.J., and Clore, J.N. (2014). Impact of HbA1c Measurement on Hospital Readmission Rates: Analysis of 70,000 Clinical Database Patient Records. BioMed Research International, 2014, Article 781670. Dataset available at: https://archive.ics.uci.edu/ml/datasets/diabetes+130-us+hospitals+for+years+1999-2008</w:t>
-      </w:r>
+        <w:t xml:space="preserve">[1] Strack, B., DeShazo, J.P., Gennings, C., Olmo, J.L., Ventura, S., Cios, K.J., and Clore, J.N. (2014). Impact of HbA1c Measurement on Hospital Readmission Rates: Analysis of 70,000 Clinical Database Patient Records. BioMed Research International, 2014, Article 781670. Dataset available at: </w:t>
+      </w:r>
+      <w:hyperlink r:id="rId23">
+        <w:r>
+          <w:rPr>
+            <w:rStyle w:val="Hyperlink"/>
+            <w:rFonts w:ascii="Times New Roman" w:hAnsi="Times New Roman"/>
+            <w:sz w:val="22"/>
+          </w:rPr>
+          <w:t xml:space="preserve">https://archive.ics.uci.edu/ml/datasets/diabetes+130-us+hospitals+for+years+1999-2008</w:t>
+        </w:r>
+      </w:hyperlink>
     </w:p>
     <w:p>
       <w:pPr>
@@ -6374,8 +6394,18 @@
           <w:rFonts w:ascii="Times New Roman" w:hAnsi="Times New Roman"/>
           <w:sz w:val="22"/>
         </w:rPr>
-        <w:t>[2] van Walraven, C., Dhalla, I.A., Bell, C., Etchells, E., Stiell, I.G., Zarnke, K., Austin, P.C., and Forster, A.J. (2010). Derivation and Validation of an Index to Predict Early Death or Unplanned Readmission After Discharge from Hospital to the Community. Canadian Medical Association Journal (CMAJ), 182(6), 551-557. https://doi.org/10.1503/cmaj.091117</w:t>
-      </w:r>
+        <w:t xml:space="preserve">[2] van Walraven, C., Dhalla, I.A., Bell, C., Etchells, E., Stiell, I.G., Zarnke, K., Austin, P.C., and Forster, A.J. (2010). Derivation and Validation of an Index to Predict Early Death or Unplanned Readmission After Discharge from Hospital to the Community. Canadian Medical Association Journal (CMAJ), 182(6), 551-557. </w:t>
+      </w:r>
+      <w:hyperlink r:id="rId24">
+        <w:r>
+          <w:rPr>
+            <w:rStyle w:val="Hyperlink"/>
+            <w:rFonts w:ascii="Times New Roman" w:hAnsi="Times New Roman"/>
+            <w:sz w:val="22"/>
+          </w:rPr>
+          <w:t xml:space="preserve">https://doi.org/10.1503/cmaj.091117</w:t>
+        </w:r>
+      </w:hyperlink>
     </w:p>
     <w:p>
       <w:pPr>
@@ -6387,8 +6417,18 @@
           <w:rFonts w:ascii="Times New Roman" w:hAnsi="Times New Roman"/>
           <w:sz w:val="22"/>
         </w:rPr>
-        <w:t>[3] Chen, T. and Guestrin, C. (2016). XGBoost: A Scalable Tree Boosting System. Proceedings of the 22nd ACM SIGKDD International Conference on Knowledge Discovery and Data Mining, 785-794. https://doi.org/10.1145/2939672.2939785</w:t>
-      </w:r>
+        <w:t xml:space="preserve">[3] Chen, T. and Guestrin, C. (2016). XGBoost: A Scalable Tree Boosting System. Proceedings of the 22nd ACM SIGKDD International Conference on Knowledge Discovery and Data Mining, 785-794. </w:t>
+      </w:r>
+      <w:hyperlink r:id="rId25">
+        <w:r>
+          <w:rPr>
+            <w:rStyle w:val="Hyperlink"/>
+            <w:rFonts w:ascii="Times New Roman" w:hAnsi="Times New Roman"/>
+            <w:sz w:val="22"/>
+          </w:rPr>
+          <w:t xml:space="preserve">https://doi.org/10.1145/2939672.2939785</w:t>
+        </w:r>
+      </w:hyperlink>
     </w:p>
     <w:p>
       <w:pPr>
@@ -6400,8 +6440,18 @@
           <w:rFonts w:ascii="Times New Roman" w:hAnsi="Times New Roman"/>
           <w:sz w:val="22"/>
         </w:rPr>
-        <w:t>[4] Chawla, N.V., Bowyer, K.W., Hall, L.O., and Kegelmeyer, W.P. (2002). SMOTE: Synthetic Minority Over-sampling Technique. Journal of Artificial Intelligence Research, 16, 321-357. https://doi.org/10.1613/jair.953</w:t>
-      </w:r>
+        <w:t xml:space="preserve">[4] Chawla, N.V., Bowyer, K.W., Hall, L.O., and Kegelmeyer, W.P. (2002). SMOTE: Synthetic Minority Over-sampling Technique. Journal of Artificial Intelligence Research, 16, 321-357. </w:t>
+      </w:r>
+      <w:hyperlink r:id="rId26">
+        <w:r>
+          <w:rPr>
+            <w:rStyle w:val="Hyperlink"/>
+            <w:rFonts w:ascii="Times New Roman" w:hAnsi="Times New Roman"/>
+            <w:sz w:val="22"/>
+          </w:rPr>
+          <w:t xml:space="preserve">https://doi.org/10.1613/jair.953</w:t>
+        </w:r>
+      </w:hyperlink>
     </w:p>
     <w:p>
       <w:pPr>
@@ -6413,8 +6463,18 @@
           <w:rFonts w:ascii="Times New Roman" w:hAnsi="Times New Roman"/>
           <w:sz w:val="22"/>
         </w:rPr>
-        <w:t>[5] Guo, C., Zhou, H., Pires, I.M., Coelho, P.J., Tong, R., and Farid, F. (2025). Towards an Explainable Machine Learning Model to Reduce Readmission Risks for Diabetes Patients. Informatics in Medicine Unlocked, 58, 101686. https://doi.org/10.1016/j.imu.2025.101686</w:t>
-      </w:r>
+        <w:t xml:space="preserve">[5] Guo, C., Zhou, H., Pires, I.M., Coelho, P.J., Tong, R., and Farid, F. (2025). Towards an Explainable Machine Learning Model to Reduce Readmission Risks for Diabetes Patients. Informatics in Medicine Unlocked, 58, 101686. </w:t>
+      </w:r>
+      <w:hyperlink r:id="rId27">
+        <w:r>
+          <w:rPr>
+            <w:rStyle w:val="Hyperlink"/>
+            <w:rFonts w:ascii="Times New Roman" w:hAnsi="Times New Roman"/>
+            <w:sz w:val="22"/>
+          </w:rPr>
+          <w:t xml:space="preserve">https://doi.org/10.1016/j.imu.2025.101686</w:t>
+        </w:r>
+      </w:hyperlink>
     </w:p>
     <w:p>
       <w:pPr>
@@ -6426,8 +6486,18 @@
           <w:rFonts w:ascii="Times New Roman" w:hAnsi="Times New Roman"/>
           <w:sz w:val="22"/>
         </w:rPr>
-        <w:t>[6] Huang, Y., Talwar, A., Chatterjee, S., and Aparasu, R.R. (2021). Application of Machine Learning in Predicting Hospital Readmissions: A Scoping Review of the Literature. BMC Medical Research Methodology, 21, 96. https://doi.org/10.1186/s12874-021-01284-z</w:t>
-      </w:r>
+        <w:t xml:space="preserve">[6] Huang, Y., Talwar, A., Chatterjee, S., and Aparasu, R.R. (2021). Application of Machine Learning in Predicting Hospital Readmissions: A Scoping Review of the Literature. BMC Medical Research Methodology, 21, 96. </w:t>
+      </w:r>
+      <w:hyperlink r:id="rId28">
+        <w:r>
+          <w:rPr>
+            <w:rStyle w:val="Hyperlink"/>
+            <w:rFonts w:ascii="Times New Roman" w:hAnsi="Times New Roman"/>
+            <w:sz w:val="22"/>
+          </w:rPr>
+          <w:t xml:space="preserve">https://doi.org/10.1186/s12874-021-01284-z</w:t>
+        </w:r>
+      </w:hyperlink>
     </w:p>
     <w:p>
       <w:pPr>
@@ -6439,8 +6509,18 @@
           <w:rFonts w:ascii="Times New Roman" w:hAnsi="Times New Roman"/>
           <w:sz w:val="22"/>
         </w:rPr>
-        <w:t>[7] Molnar, C. (2022). Interpretable Machine Learning: A Guide for Making Black Box Models Explainable (2nd ed.). Available at: https://christophm.github.io/interpretable-ml-book/</w:t>
-      </w:r>
+        <w:t xml:space="preserve">[7] Molnar, C. (2022). Interpretable Machine Learning: A Guide for Making Black Box Models Explainable (2nd ed.). Available at: </w:t>
+      </w:r>
+      <w:hyperlink r:id="rId29">
+        <w:r>
+          <w:rPr>
+            <w:rStyle w:val="Hyperlink"/>
+            <w:rFonts w:ascii="Times New Roman" w:hAnsi="Times New Roman"/>
+            <w:sz w:val="22"/>
+          </w:rPr>
+          <w:t xml:space="preserve">https://christophm.github.io/interpretable-ml-book/</w:t>
+        </w:r>
+      </w:hyperlink>
     </w:p>
     <w:p>
       <w:pPr>
@@ -6452,8 +6532,18 @@
           <w:rFonts w:ascii="Times New Roman" w:hAnsi="Times New Roman"/>
           <w:sz w:val="22"/>
         </w:rPr>
-        <w:t>[8] Pedregosa, F., Varoquaux, G., Gramfort, A., et al. (2011). Scikit-learn: Machine Learning in Python. Journal of Machine Learning Research, 12, 2825-2830. Available at: https://scikit-learn.org/stable/</w:t>
-      </w:r>
+        <w:t xml:space="preserve">[8] Pedregosa, F., Varoquaux, G., Gramfort, A., et al. (2011). Scikit-learn: Machine Learning in Python. Journal of Machine Learning Research, 12, 2825-2830. Available at: </w:t>
+      </w:r>
+      <w:hyperlink r:id="rId30">
+        <w:r>
+          <w:rPr>
+            <w:rStyle w:val="Hyperlink"/>
+            <w:rFonts w:ascii="Times New Roman" w:hAnsi="Times New Roman"/>
+            <w:sz w:val="22"/>
+          </w:rPr>
+          <w:t xml:space="preserve">https://scikit-learn.org/stable/</w:t>
+        </w:r>
+      </w:hyperlink>
     </w:p>
     <w:p>
       <w:pPr>
@@ -6465,8 +6555,18 @@
           <w:rFonts w:ascii="Times New Roman" w:hAnsi="Times New Roman"/>
           <w:sz w:val="22"/>
         </w:rPr>
-        <w:t>[9] Breiman, L. (2001). Random Forests. Machine Learning, 45(1), 5-32. https://doi.org/10.1023/A:1010933404324</w:t>
-      </w:r>
+        <w:t xml:space="preserve">[9] Breiman, L. (2001). Random Forests. Machine Learning, 45(1), 5-32. </w:t>
+      </w:r>
+      <w:hyperlink r:id="rId31">
+        <w:r>
+          <w:rPr>
+            <w:rStyle w:val="Hyperlink"/>
+            <w:rFonts w:ascii="Times New Roman" w:hAnsi="Times New Roman"/>
+            <w:sz w:val="22"/>
+          </w:rPr>
+          <w:t xml:space="preserve">https://doi.org/10.1023/A:1010933404324</w:t>
+        </w:r>
+      </w:hyperlink>
     </w:p>
     <w:sectPr>
       <w:pgSz w:w="12240" w:h="15840"/>
